--- a/projects/valuepickr-open-screen/docs/Tube Investments of India.docx
+++ b/projects/valuepickr-open-screen/docs/Tube Investments of India.docx
@@ -32,7 +32,7 @@
           <w:sz w:val="22"/>
           <w:szCs w:val="22"/>
         </w:rPr>
-        <w:t xml:space="preserve">Murugappa Group's incubator/holding engine — a debt-free precision-engineering core funding a real EV push (Montra Electric) and carrying a proven turnaround pedigree (CG Power), but already priced richly (P/E ~86) after a soft last 12 months</w:t>
+        <w:t xml:space="preserve">Murugappa Group holding/incubator: a debt-free ~38%-ROCE precision-engineering core plus 58% of CG Power (now worth more than all of TII's market cap) funding a still-loss-making EV push (Montra) and a widening set of unrelated bets - trades at a steep, widened holdco discount, but consolidated 3-yr profit growth is negative and the headline P/E is ~81x</w:t>
       </w:r>
     </w:p>
     <w:p>
@@ -99,7 +99,61 @@
           </w:tcPr>
           <w:p>
             <w:r>
-              <w:t xml:space="preserve">Rs 52,226 Cr (down from ~Rs 81,000 Cr in Oct-2024 per the thread — stock has de-rated)</w:t>
+              <w:t xml:space="preserve">~Rs 51,067 Cr (price ~Rs 2,639, Sep 2026); down from ~Rs 81,000 Cr in 2024 - the stock has de-rated</w:t>
+            </w:r>
+          </w:p>
+        </w:tc>
+      </w:tr>
+      <w:tr>
+        <w:tc>
+          <w:tcPr>
+            <w:tcW w:type="dxa" w:w="3200"/>
+            <w:shd w:fill="F2F2F2" w:val="clear"/>
+          </w:tcPr>
+          <w:p>
+            <w:r>
+              <w:rPr>
+                <w:b/>
+                <w:bCs/>
+              </w:rPr>
+              <w:t xml:space="preserve">Valuation</w:t>
+            </w:r>
+          </w:p>
+        </w:tc>
+        <w:tc>
+          <w:tcPr>
+            <w:tcW w:type="dxa" w:w="5800"/>
+          </w:tcPr>
+          <w:p>
+            <w:r>
+              <w:t xml:space="preserve">Consolidated P/E ~81.5x, P/B ~6.6x (book Rs 400) - but see sum-of-parts below</w:t>
+            </w:r>
+          </w:p>
+        </w:tc>
+      </w:tr>
+      <w:tr>
+        <w:tc>
+          <w:tcPr>
+            <w:tcW w:type="dxa" w:w="3200"/>
+            <w:shd w:fill="F2F2F2" w:val="clear"/>
+          </w:tcPr>
+          <w:p>
+            <w:r>
+              <w:rPr>
+                <w:b/>
+                <w:bCs/>
+              </w:rPr>
+              <w:t xml:space="preserve">Sum-of-parts</w:t>
+            </w:r>
+          </w:p>
+        </w:tc>
+        <w:tc>
+          <w:tcPr>
+            <w:tcW w:type="dxa" w:w="5800"/>
+          </w:tcPr>
+          <w:p>
+            <w:r>
+              <w:t xml:space="preserve">58% CG Power stake ~Rs 66,500 Cr (CG Power mcap ~Rs 1,14,700 Cr) ALONE exceeds TII's ~Rs 51,000 Cr mcap; Shanti Gears (70%), the debt-free core, and EV/CDMO/semiconductor optionality effectively free</w:t>
             </w:r>
           </w:p>
         </w:tc>
@@ -126,7 +180,7 @@
           </w:tcPr>
           <w:p>
             <w:r>
-              <w:t xml:space="preserve">17.76% / 37.89% (core business); ROIC 44% for FY26</w:t>
+              <w:t xml:space="preserve">Consolidated ROE ~9.95% / ROCE ~17.1% (depressed by EV losses + CG Power minority); core standalone ROCE ~38%, ROIC ~44%</w:t>
             </w:r>
           </w:p>
         </w:tc>
@@ -153,88 +207,88 @@
           </w:tcPr>
           <w:p>
             <w:r>
-              <w:t xml:space="preserve">Net debt-free (net debt/equity -0.23), interest coverage 22.35x</w:t>
-            </w:r>
-          </w:p>
-        </w:tc>
-      </w:tr>
-      <w:tr>
-        <w:tc>
-          <w:tcPr>
-            <w:tcW w:type="dxa" w:w="3200"/>
-            <w:shd w:fill="F2F2F2" w:val="clear"/>
-          </w:tcPr>
-          <w:p>
-            <w:r>
-              <w:rPr>
-                <w:b/>
-                <w:bCs/>
-              </w:rPr>
-              <w:t xml:space="preserve">Revenue</w:t>
-            </w:r>
-          </w:p>
-        </w:tc>
-        <w:tc>
-          <w:tcPr>
-            <w:tcW w:type="dxa" w:w="5800"/>
-          </w:tcPr>
-          <w:p>
-            <w:r>
-              <w:t xml:space="preserve">FY26 revenue Rs 14,000 Cr; standalone PAT CAGR 24% over 5yr (Rs 735 Cr FY24)</w:t>
-            </w:r>
-          </w:p>
-        </w:tc>
-      </w:tr>
-      <w:tr>
-        <w:tc>
-          <w:tcPr>
-            <w:tcW w:type="dxa" w:w="3200"/>
-            <w:shd w:fill="F2F2F2" w:val="clear"/>
-          </w:tcPr>
-          <w:p>
-            <w:r>
-              <w:rPr>
-                <w:b/>
-                <w:bCs/>
-              </w:rPr>
-              <w:t xml:space="preserve">Valuation</w:t>
-            </w:r>
-          </w:p>
-        </w:tc>
-        <w:tc>
-          <w:tcPr>
-            <w:tcW w:type="dxa" w:w="5800"/>
-          </w:tcPr>
-          <w:p>
-            <w:r>
-              <w:t xml:space="preserve">P/E ~79-86x (rich); P/S 2.2x</w:t>
-            </w:r>
-          </w:p>
-        </w:tc>
-      </w:tr>
-      <w:tr>
-        <w:tc>
-          <w:tcPr>
-            <w:tcW w:type="dxa" w:w="3200"/>
-            <w:shd w:fill="F2F2F2" w:val="clear"/>
-          </w:tcPr>
-          <w:p>
-            <w:r>
-              <w:rPr>
-                <w:b/>
-                <w:bCs/>
-              </w:rPr>
-              <w:t xml:space="preserve">EV segment (TI Clean Mobility)</w:t>
-            </w:r>
-          </w:p>
-        </w:tc>
-        <w:tc>
-          <w:tcPr>
-            <w:tcW w:type="dxa" w:w="5800"/>
-          </w:tcPr>
-          <w:p>
-            <w:r>
-              <w:t xml:space="preserve">FY26 PBIT loss Rs 412 Cr; Rs 900 Cr cash cushion (~1.5-2yr runway); targeting operational breakeven in at least 2 of its EV businesses</w:t>
+              <w:t xml:space="preserve">Net debt-free (net debt/equity ~-0.23); interest coverage ~22x</w:t>
+            </w:r>
+          </w:p>
+        </w:tc>
+      </w:tr>
+      <w:tr>
+        <w:tc>
+          <w:tcPr>
+            <w:tcW w:type="dxa" w:w="3200"/>
+            <w:shd w:fill="F2F2F2" w:val="clear"/>
+          </w:tcPr>
+          <w:p>
+            <w:r>
+              <w:rPr>
+                <w:b/>
+                <w:bCs/>
+              </w:rPr>
+              <w:t xml:space="preserve">Revenue / PAT</w:t>
+            </w:r>
+          </w:p>
+        </w:tc>
+        <w:tc>
+          <w:tcPr>
+            <w:tcW w:type="dxa" w:w="5800"/>
+          </w:tcPr>
+          <w:p>
+            <w:r>
+              <w:t xml:space="preserve">FY26 consolidated revenue Rs 22,847 Cr (+17.4%), consolidated PAT Rs 1,118 Cr (~+12%); standalone PAT Rs 827 Cr (-36% on a lower non-cash CCPS fair-value gain); 3-yr consolidated profit growth ~-11%</w:t>
+            </w:r>
+          </w:p>
+        </w:tc>
+      </w:tr>
+      <w:tr>
+        <w:tc>
+          <w:tcPr>
+            <w:tcW w:type="dxa" w:w="3200"/>
+            <w:shd w:fill="F2F2F2" w:val="clear"/>
+          </w:tcPr>
+          <w:p>
+            <w:r>
+              <w:rPr>
+                <w:b/>
+                <w:bCs/>
+              </w:rPr>
+              <w:t xml:space="preserve">Q1 FY27</w:t>
+            </w:r>
+          </w:p>
+        </w:tc>
+        <w:tc>
+          <w:tcPr>
+            <w:tcW w:type="dxa" w:w="5800"/>
+          </w:tcPr>
+          <w:p>
+            <w:r>
+              <w:t xml:space="preserve">Consolidated revenue Rs 6,215 Cr (+17.1%); total consolidated PAT Rs 294 Cr (-3% YoY), owner PAT ~Rs 170 Cr (-43% YoY); CG Power PBT Rs 423 Cr on Rs 3,281 Cr revenue</w:t>
+            </w:r>
+          </w:p>
+        </w:tc>
+      </w:tr>
+      <w:tr>
+        <w:tc>
+          <w:tcPr>
+            <w:tcW w:type="dxa" w:w="3200"/>
+            <w:shd w:fill="F2F2F2" w:val="clear"/>
+          </w:tcPr>
+          <w:p>
+            <w:r>
+              <w:rPr>
+                <w:b/>
+                <w:bCs/>
+              </w:rPr>
+              <w:t xml:space="preserve">TI Clean Mobility (Montra)</w:t>
+            </w:r>
+          </w:p>
+        </w:tc>
+        <w:tc>
+          <w:tcPr>
+            <w:tcW w:type="dxa" w:w="5800"/>
+          </w:tcPr>
+          <w:p>
+            <w:r>
+              <w:t xml:space="preserve">FY26 EV-segment revenue +76.6% YoY to ~Rs 239 Cr; Q3 FY26 EV loss ~Rs 164 Cr, FY26 PBIT loss ~Rs 412 Cr; ~Rs 750 Cr+ invested, further Rs 500-750 Cr board-approved; breakeven delayed</w:t>
             </w:r>
           </w:p>
         </w:tc>
@@ -261,7 +315,7 @@
           </w:tcPr>
           <w:p>
             <w:r>
-              <w:t xml:space="preserve">Rs 2,164.90 - 3,419.90; stock delivered negative returns over the last 12 months per the thread</w:t>
+              <w:t xml:space="preserve">Rs 2,164.90 - 3,419.90; negative trailing-12-month returns</w:t>
             </w:r>
           </w:p>
         </w:tc>
@@ -277,7 +331,7 @@
         <w:spacing w:after="120"/>
       </w:pPr>
       <w:r>
-        <w:t xml:space="preserve">The core engineering business is genuinely excellent (37.89% ROCE, net debt-free, 24% 5yr PAT CAGR) and self-funds an aggressive diversification push. A trusted user's 2024 sum-of-parts observation (market cap roughly equal to the value of TII's stakes in CG Power + Shanti Gears alone) implied the core business plus all EV/CDMO/medical-device optionality was being priced near-free — but the market cap has since fallen ~36% while the P/E remains rich at ~86x, so that specific arbitrage needs re-verification, not an unqualified carry-forward.</w:t>
+        <w:t xml:space="preserve">The core precision-engineering business is genuinely excellent (~38% standalone ROCE, net debt-free) and self-funds an aggressive incubation programme. The most important fact from the deep read is the sum-of-parts: TII's 58% stake in CG Power is worth ~Rs 66,500 Cr against CG Power's ~Rs 1,14,700 Cr market cap - that stake ALONE now exceeds TII's entire ~Rs 51,000 Cr market cap, so the market is applying a steep holdco discount and giving away Shanti Gears (70%), the debt-free core, and all the EV/CDMO/semiconductor optionality for negative value. GautamBafna's 2024 sum-of-parts observation has become stronger, not stale, as TII de-rated from ~Rs 81,000 Cr. The offsets: consolidated ROE is only ~10% and 3-yr consolidated profit growth is NEGATIVE (-11%) because TI Clean Mobility loses ~Rs 400 Cr/yr with breakeven repeatedly delayed and another Rs 500-750 Cr approved; the diversification keeps widening (EV, CDMO/APIs, medical devices, biofuels, now a semiconductor platform), drawing real, unresolved community criticism as de-worsification; and the headline consolidated P/E of ~81x consolidates CG Power at 100% while TII holders get no direct CG Power cash flow. The Murugappa family ownership dispute was cleanly settled in 2024 (SEBI-approved reclassification).</w:t>
       </w:r>
     </w:p>
     <w:p>
@@ -286,62 +340,7 @@
         <w:spacing w:after="120" w:before="280"/>
       </w:pPr>
       <w:r>
-        <w:t xml:space="preserve">Technical Read (Weekly / Monthly MACD + Bollinger Bands, or RSI/CCI/Williams %R proxy)</w:t>
-      </w:r>
-    </w:p>
-    <w:p>
-      <w:pPr>
-        <w:spacing w:after="120"/>
-      </w:pPr>
-      <w:r>
-        <w:t xml:space="preserve">Stock has delivered negative returns over the trailing 12 months per the most recent (Sep-2026) forum post, despite a still-rich P/E — a sign the market has cooled on the growth-bet story even as fundamentals (core ROCE, debt-free balance sheet) remain strong. Not independently charted this pass.</w:t>
-      </w:r>
-    </w:p>
-    <w:p>
-      <w:pPr>
-        <w:pStyle w:val="Heading1"/>
-        <w:spacing w:after="120" w:before="280"/>
-      </w:pPr>
-      <w:r>
-        <w:t xml:space="preserve">ValuePickr Community Signal</w:t>
-      </w:r>
-    </w:p>
-    <w:p>
-      <w:pPr>
-        <w:spacing w:after="120"/>
-      </w:pPr>
-      <w:r>
-        <w:t xml:space="preserve">Read the most recent 50 of 77 posts (2018-2026, first-time analysis). Arc: 2018-2020 steady core-business commentary, a major 2020 pivot into industrials via the CG Power turnaround acquisition (from KKR, a fraud-hit company), 2022-2023 rapid unrelated diversification (electronics/Moshine, biofuels/X2Fuels, CDMO) drawing real community pushback on capital-allocation discipline, a 2024 family-ownership-dispute resolution, and a Sep-2026 post noting the stock's soft 1yr performance despite the CG Power halo.</w:t>
-      </w:r>
-    </w:p>
-    <w:p>
-      <w:pPr>
-        <w:spacing w:after="120"/>
-      </w:pPr>
-      <w:r>
-        <w:rPr>
-          <w:b/>
-          <w:bCs/>
-          <w:sz w:val="20"/>
-          <w:szCs w:val="20"/>
-        </w:rPr>
-        <w:t xml:space="preserve">High-conviction call from a top contributor: </w:t>
-      </w:r>
-      <w:r>
-        <w:rPr>
-          <w:sz w:val="20"/>
-          <w:szCs w:val="20"/>
-        </w:rPr>
-        <w:t xml:space="preserve">GautamBafna (trusted, elevated, Oct-2024) laid out the core sum-of-parts thesis: market cap ~ value of CG Power (58%) + Shanti Gears (70%) stakes alone, implying near-free optionality on the core engineering business, EV mobility, and early-stage medical-devices/CDMO bets — explicitly flagged holdco-discount risk tied to new-business execution. Several non-trusted but substantive posts (investor12321, rajguleria, Parth_Bhatt1, nav_1996, 2023) pushed back hard on the CDMO/APIs foray as 'de-worsification' unrelated to core competency and a capital-allocation discipline concern — a real, unresolved governance question the bulls haven't directly answered. hardik_shah1 (trusted, elevated, Oct-2024) confirmed a family-ownership dispute was cleanly settled with a SEBI-approved promoter reclassification, removing a governance overhang. karanshah137 (trusted, elevated, Aug-2025) noted a decent Q1 FY26 with Rs 1,000 Cr FY26 capex mostly into engineering/metals (not invested, tracking only). Most recent post (Paulbiplab, Sep-2026, not trusted) frames TII plainly as 'the incubator and holding engine for the Murugappa Group's most aggressive growth bets' but flags the rich P/E (~86) against negative 1yr returns.</w:t>
-      </w:r>
-    </w:p>
-    <w:p>
-      <w:pPr>
-        <w:pStyle w:val="Heading1"/>
-        <w:spacing w:after="120" w:before="280"/>
-      </w:pPr>
-      <w:r>
-        <w:t xml:space="preserve">Trusted-User Signals (Ongoing)</w:t>
+        <w:t xml:space="preserve">Deep-Dive: Primary Documents (Annual Reports, Quarterly Results, Exchange Filings)</w:t>
       </w:r>
     </w:p>
     <w:p>
@@ -356,12 +355,12 @@
           <w:sz w:val="18"/>
           <w:szCs w:val="18"/>
         </w:rPr>
-        <w:t xml:space="preserve">Every time a trusted user expresses clear conviction on this stock, most recent first — this section accumulates over time, it isn't a one-time snapshot.</w:t>
-      </w:r>
-    </w:p>
-    <w:p>
-      <w:pPr>
-        <w:spacing w:after="100"/>
+        <w:t xml:space="preserve">Pass 1 — 2026-09-08. Built from the company's own filings (3 years of annual reports, ~4 quarters of results/concalls, and 6 months of BSE/NSE announcements), read via the web — a deeper layer than the forum-sentiment read below.</w:t>
+      </w:r>
+    </w:p>
+    <w:p>
+      <w:pPr>
+        <w:spacing w:after="120"/>
       </w:pPr>
       <w:r>
         <w:rPr>
@@ -370,8 +369,451 @@
           <w:sz w:val="20"/>
           <w:szCs w:val="20"/>
         </w:rPr>
-        <w:t xml:space="preserve">2025-08-04 — undefined</w:t>
-      </w:r>
+        <w:t xml:space="preserve">Sources reviewed this pass:</w:t>
+      </w:r>
+    </w:p>
+    <w:p>
+      <w:pPr>
+        <w:pStyle w:val="ListParagraph"/>
+        <w:numPr>
+          <w:ilvl w:val="0"/>
+          <w:numId w:val="1"/>
+        </w:numPr>
+        <w:spacing w:after="60"/>
+      </w:pPr>
+      <w:r>
+        <w:t xml:space="preserve">screener.in consolidated (market cap, P/E, P/B, ROCE/ROE, 5-yr sales CAGR, 3-yr profit growth, promoter holding)</w:t>
+      </w:r>
+    </w:p>
+    <w:p>
+      <w:pPr>
+        <w:pStyle w:val="ListParagraph"/>
+        <w:numPr>
+          <w:ilvl w:val="0"/>
+          <w:numId w:val="1"/>
+        </w:numPr>
+        <w:spacing w:after="60"/>
+      </w:pPr>
+      <w:r>
+        <w:t xml:space="preserve">TII Q1 FY27 results + earnings call + investor presentation (Aug 2026) via Sahi / ScanX / Quartr / Yahoo Finance / GuruFocus</w:t>
+      </w:r>
+    </w:p>
+    <w:p>
+      <w:pPr>
+        <w:pStyle w:val="ListParagraph"/>
+        <w:numPr>
+          <w:ilvl w:val="0"/>
+          <w:numId w:val="1"/>
+        </w:numPr>
+        <w:spacing w:after="60"/>
+      </w:pPr>
+      <w:r>
+        <w:t xml:space="preserve">TII FY26 / Q4 FY26 results + May-2026 concall via Whalesbook / MarketsMojo / ScanX; Entrepreneur India (further Rs 500-750 Cr into TI Clean Mobility)</w:t>
+      </w:r>
+    </w:p>
+    <w:p>
+      <w:pPr>
+        <w:pStyle w:val="ListParagraph"/>
+        <w:numPr>
+          <w:ilvl w:val="0"/>
+          <w:numId w:val="1"/>
+        </w:numPr>
+        <w:spacing w:after="60"/>
+      </w:pPr>
+      <w:r>
+        <w:t xml:space="preserve">CG Power market cap ~Rs 1,14,700 Cr via companiesmarketcap / stockanalysis (Sep 2026)</w:t>
+      </w:r>
+    </w:p>
+    <w:p>
+      <w:pPr>
+        <w:spacing w:after="120"/>
+      </w:pPr>
+      <w:r>
+        <w:rPr>
+          <w:b/>
+          <w:bCs/>
+          <w:sz w:val="20"/>
+          <w:szCs w:val="20"/>
+        </w:rPr>
+        <w:t xml:space="preserve">Annual-report findings (3-year view):</w:t>
+      </w:r>
+    </w:p>
+    <w:p>
+      <w:pPr>
+        <w:pStyle w:val="ListParagraph"/>
+        <w:numPr>
+          <w:ilvl w:val="0"/>
+          <w:numId w:val="1"/>
+        </w:numPr>
+        <w:spacing w:after="60"/>
+      </w:pPr>
+      <w:r>
+        <w:t xml:space="preserve">FY26 consolidated revenue Rs 22,847 Cr (+17.4%); consolidated PAT Rs 1,118 Cr (~+12%); consolidated ROCE ~17.1%, ROE ~9.95%; operating margin ~10%.</w:t>
+      </w:r>
+    </w:p>
+    <w:p>
+      <w:pPr>
+        <w:pStyle w:val="ListParagraph"/>
+        <w:numPr>
+          <w:ilvl w:val="0"/>
+          <w:numId w:val="1"/>
+        </w:numPr>
+        <w:spacing w:after="60"/>
+      </w:pPr>
+      <w:r>
+        <w:t xml:space="preserve">Standalone PAT Rs 827 Cr (-36% YoY) - driven by a lower non-cash fair-value gain on CCPS in a subsidiary, not an operational miss; core standalone engineering ROCE ~38%, net debt-free.</w:t>
+      </w:r>
+    </w:p>
+    <w:p>
+      <w:pPr>
+        <w:pStyle w:val="ListParagraph"/>
+        <w:numPr>
+          <w:ilvl w:val="0"/>
+          <w:numId w:val="1"/>
+        </w:numPr>
+        <w:spacing w:after="60"/>
+      </w:pPr>
+      <w:r>
+        <w:t xml:space="preserve">TI Clean Mobility (Montra): FY26 EV-segment revenue +76.6% YoY to ~Rs 239 Cr but a PBIT loss ~Rs 412 Cr (Q3 FY26 EV loss ~Rs 164 Cr); ~Rs 750 Cr+ equity invested; board approved a further Rs 500-750 Cr; earlier ~Rs 1,950-3,000 Cr raised from SBI / Multiples &amp; others.</w:t>
+      </w:r>
+    </w:p>
+    <w:p>
+      <w:pPr>
+        <w:pStyle w:val="ListParagraph"/>
+        <w:numPr>
+          <w:ilvl w:val="0"/>
+          <w:numId w:val="1"/>
+        </w:numPr>
+        <w:spacing w:after="60"/>
+      </w:pPr>
+      <w:r>
+        <w:t xml:space="preserve">Diversification continues to widen: CDMO/APIs, medical devices, biofuels (X2Fuels), and now a semiconductor platform - funded by core cash; substantive, unresolved community criticism of capital-allocation discipline.</w:t>
+      </w:r>
+    </w:p>
+    <w:p>
+      <w:pPr>
+        <w:pStyle w:val="ListParagraph"/>
+        <w:numPr>
+          <w:ilvl w:val="0"/>
+          <w:numId w:val="1"/>
+        </w:numPr>
+        <w:spacing w:after="60"/>
+      </w:pPr>
+      <w:r>
+        <w:t xml:space="preserve">Sum-of-parts: TII's 58% CG Power stake (~Rs 66,500 Cr on a ~Rs 1,14,700 Cr CG Power mcap) alone EXCEEDS TII's ~Rs 51,000 Cr market cap - a steep holdco discount, with Shanti Gears (70%), the debt-free core and EV/CDMO/semiconductor optionality effectively free.</w:t>
+      </w:r>
+    </w:p>
+    <w:p>
+      <w:pPr>
+        <w:pStyle w:val="ListParagraph"/>
+        <w:numPr>
+          <w:ilvl w:val="0"/>
+          <w:numId w:val="1"/>
+        </w:numPr>
+        <w:spacing w:after="60"/>
+      </w:pPr>
+      <w:r>
+        <w:t xml:space="preserve">FY26 dividend Rs 1.50/share; Murugappa family ownership dispute settled 2024 via a SEBI-approved promoter reclassification.</w:t>
+      </w:r>
+    </w:p>
+    <w:p>
+      <w:pPr>
+        <w:spacing w:after="120"/>
+      </w:pPr>
+      <w:r>
+        <w:rPr>
+          <w:b/>
+          <w:bCs/>
+          <w:sz w:val="20"/>
+          <w:szCs w:val="20"/>
+        </w:rPr>
+        <w:t xml:space="preserve">Quarterly trend (last ~4 quarters + concall commentary):</w:t>
+      </w:r>
+    </w:p>
+    <w:p>
+      <w:pPr>
+        <w:pStyle w:val="ListParagraph"/>
+        <w:numPr>
+          <w:ilvl w:val="0"/>
+          <w:numId w:val="1"/>
+        </w:numPr>
+        <w:spacing w:after="60"/>
+      </w:pPr>
+      <w:r>
+        <w:t xml:space="preserve">FY26 full year: revenue +17.4%; consolidated PAT Rs 1,118 Cr (~+12%).</w:t>
+      </w:r>
+    </w:p>
+    <w:p>
+      <w:pPr>
+        <w:pStyle w:val="ListParagraph"/>
+        <w:numPr>
+          <w:ilvl w:val="0"/>
+          <w:numId w:val="1"/>
+        </w:numPr>
+        <w:spacing w:after="60"/>
+      </w:pPr>
+      <w:r>
+        <w:t xml:space="preserve">Q4 FY26: consolidated revenue Rs 6,215 Cr (+20.7% YoY); profit volatile on tax items.</w:t>
+      </w:r>
+    </w:p>
+    <w:p>
+      <w:pPr>
+        <w:pStyle w:val="ListParagraph"/>
+        <w:numPr>
+          <w:ilvl w:val="0"/>
+          <w:numId w:val="1"/>
+        </w:numPr>
+        <w:spacing w:after="60"/>
+      </w:pPr>
+      <w:r>
+        <w:t xml:space="preserve">Q1 FY27 (Jun 2026): consolidated revenue Rs 6,215 Cr (+17.1% YoY); total consolidated PAT Rs 294 Cr (-3% YoY); PAT attributable to owners ~Rs 170 Cr (-43% YoY, hit by EV losses + CG Power minority); standalone PBT ~Rs 213 Cr.</w:t>
+      </w:r>
+    </w:p>
+    <w:p>
+      <w:pPr>
+        <w:pStyle w:val="ListParagraph"/>
+        <w:numPr>
+          <w:ilvl w:val="0"/>
+          <w:numId w:val="1"/>
+        </w:numPr>
+        <w:spacing w:after="60"/>
+      </w:pPr>
+      <w:r>
+        <w:t xml:space="preserve">Q1 FY27 subsidiaries: CG Power revenue Rs 3,281 Cr, PBT Rs 423 Cr (strong); Shanthi Gears revenue Rs 115 Cr, PBT Rs 14 Cr; TI Clean Mobility highest-ever quarterly turnover ~Rs 240 Cr with 3W volumes +64% QoQ (still loss-making overall).</w:t>
+      </w:r>
+    </w:p>
+    <w:p>
+      <w:pPr>
+        <w:spacing w:after="120"/>
+      </w:pPr>
+      <w:r>
+        <w:rPr>
+          <w:b/>
+          <w:bCs/>
+          <w:sz w:val="20"/>
+          <w:szCs w:val="20"/>
+        </w:rPr>
+        <w:t xml:space="preserve">Exchange announcements (last 6 months):</w:t>
+      </w:r>
+    </w:p>
+    <w:p>
+      <w:pPr>
+        <w:pStyle w:val="ListParagraph"/>
+        <w:numPr>
+          <w:ilvl w:val="0"/>
+          <w:numId w:val="1"/>
+        </w:numPr>
+        <w:spacing w:after="60"/>
+      </w:pPr>
+      <w:r>
+        <w:t xml:space="preserve">Board approved a further Rs 500-750 Cr investment into TI Clean Mobility toward EV breakeven (delayed).</w:t>
+      </w:r>
+    </w:p>
+    <w:p>
+      <w:pPr>
+        <w:pStyle w:val="ListParagraph"/>
+        <w:numPr>
+          <w:ilvl w:val="0"/>
+          <w:numId w:val="1"/>
+        </w:numPr>
+        <w:spacing w:after="60"/>
+      </w:pPr>
+      <w:r>
+        <w:t xml:space="preserve">~Rs 650 Cr deployed into EV + medical ventures during FY26.</w:t>
+      </w:r>
+    </w:p>
+    <w:p>
+      <w:pPr>
+        <w:pStyle w:val="ListParagraph"/>
+        <w:numPr>
+          <w:ilvl w:val="0"/>
+          <w:numId w:val="1"/>
+        </w:numPr>
+        <w:spacing w:after="60"/>
+      </w:pPr>
+      <w:r>
+        <w:t xml:space="preserve">FY26 dividend Rs 1.50/share.</w:t>
+      </w:r>
+    </w:p>
+    <w:p>
+      <w:pPr>
+        <w:pStyle w:val="ListParagraph"/>
+        <w:numPr>
+          <w:ilvl w:val="0"/>
+          <w:numId w:val="1"/>
+        </w:numPr>
+        <w:spacing w:after="60"/>
+      </w:pPr>
+      <w:r>
+        <w:t xml:space="preserve">No rating action, pledge move or promoter change surfaced; family dispute already settled (2024).</w:t>
+      </w:r>
+    </w:p>
+    <w:p>
+      <w:pPr>
+        <w:spacing w:after="120"/>
+      </w:pPr>
+      <w:r>
+        <w:rPr>
+          <w:b/>
+          <w:bCs/>
+          <w:sz w:val="20"/>
+          <w:szCs w:val="20"/>
+        </w:rPr>
+        <w:t xml:space="preserve">Key new facts vs. the prior write-up:</w:t>
+      </w:r>
+    </w:p>
+    <w:p>
+      <w:pPr>
+        <w:pStyle w:val="ListParagraph"/>
+        <w:numPr>
+          <w:ilvl w:val="0"/>
+          <w:numId w:val="1"/>
+        </w:numPr>
+        <w:spacing w:after="60"/>
+      </w:pPr>
+      <w:r>
+        <w:t xml:space="preserve">Consolidated 3-yr profit growth is NEGATIVE (-11%) and Q1 FY27 owner PAT is -43% - the incubation drag is now visibly hitting reported earnings.</w:t>
+      </w:r>
+    </w:p>
+    <w:p>
+      <w:pPr>
+        <w:pStyle w:val="ListParagraph"/>
+        <w:numPr>
+          <w:ilvl w:val="0"/>
+          <w:numId w:val="1"/>
+        </w:numPr>
+        <w:spacing w:after="60"/>
+      </w:pPr>
+      <w:r>
+        <w:t xml:space="preserve">The sum-of-parts gap has WIDENED: TII de-rated from ~Rs 81,000 Cr (2024) to ~Rs 51,000 Cr while its CG Power stake value rose to ~Rs 66,500 Cr, above TII's whole mcap - the 2024 bull argument is now stronger, not stale.</w:t>
+      </w:r>
+    </w:p>
+    <w:p>
+      <w:pPr>
+        <w:pStyle w:val="ListParagraph"/>
+        <w:numPr>
+          <w:ilvl w:val="0"/>
+          <w:numId w:val="1"/>
+        </w:numPr>
+        <w:spacing w:after="60"/>
+      </w:pPr>
+      <w:r>
+        <w:t xml:space="preserve">TI Clean Mobility breakeven is delayed and needs another Rs 500-750 Cr.</w:t>
+      </w:r>
+    </w:p>
+    <w:p>
+      <w:pPr>
+        <w:pStyle w:val="ListParagraph"/>
+        <w:numPr>
+          <w:ilvl w:val="0"/>
+          <w:numId w:val="1"/>
+        </w:numPr>
+        <w:spacing w:after="60"/>
+      </w:pPr>
+      <w:r>
+        <w:t xml:space="preserve">Diversification widened again (semiconductor platform added) - the capital-discipline criticism is unresolved.</w:t>
+      </w:r>
+    </w:p>
+    <w:p>
+      <w:pPr>
+        <w:spacing w:after="120"/>
+      </w:pPr>
+      <w:r>
+        <w:rPr>
+          <w:b/>
+          <w:bCs/>
+          <w:sz w:val="20"/>
+          <w:szCs w:val="20"/>
+        </w:rPr>
+        <w:t xml:space="preserve">Open questions / what to watch:</w:t>
+      </w:r>
+    </w:p>
+    <w:p>
+      <w:pPr>
+        <w:pStyle w:val="ListParagraph"/>
+        <w:numPr>
+          <w:ilvl w:val="0"/>
+          <w:numId w:val="1"/>
+        </w:numPr>
+        <w:spacing w:after="60"/>
+      </w:pPr>
+      <w:r>
+        <w:t xml:space="preserve">Does TI Clean Mobility actually reach operational breakeven, and when - or is it a perpetual cash sink?</w:t>
+      </w:r>
+    </w:p>
+    <w:p>
+      <w:pPr>
+        <w:pStyle w:val="ListParagraph"/>
+        <w:numPr>
+          <w:ilvl w:val="0"/>
+          <w:numId w:val="1"/>
+        </w:numPr>
+        <w:spacing w:after="60"/>
+      </w:pPr>
+      <w:r>
+        <w:t xml:space="preserve">Does the holdco discount ever narrow, or is it structural (no direct CG Power cash flow to TII holders, capital-allocation concerns)?</w:t>
+      </w:r>
+    </w:p>
+    <w:p>
+      <w:pPr>
+        <w:pStyle w:val="ListParagraph"/>
+        <w:numPr>
+          <w:ilvl w:val="0"/>
+          <w:numId w:val="1"/>
+        </w:numPr>
+        <w:spacing w:after="60"/>
+      </w:pPr>
+      <w:r>
+        <w:t xml:space="preserve">Is the widening diversification (EV + CDMO + medical devices + biofuels + semiconductors) disciplined incubation or de-worsification?</w:t>
+      </w:r>
+    </w:p>
+    <w:p>
+      <w:pPr>
+        <w:pStyle w:val="ListParagraph"/>
+        <w:numPr>
+          <w:ilvl w:val="0"/>
+          <w:numId w:val="1"/>
+        </w:numPr>
+        <w:spacing w:after="60"/>
+      </w:pPr>
+      <w:r>
+        <w:t xml:space="preserve">Why is consolidated ROE only ~10% and 3-yr profit growth negative if the core is a ~38% ROCE business?</w:t>
+      </w:r>
+    </w:p>
+    <w:p>
+      <w:pPr>
+        <w:spacing w:after="120" w:before="120"/>
+      </w:pPr>
+      <w:r>
+        <w:rPr>
+          <w:b/>
+          <w:bCs/>
+          <w:sz w:val="20"/>
+          <w:szCs w:val="20"/>
+        </w:rPr>
+        <w:t xml:space="preserve">Conviction impact: </w:t>
+      </w:r>
+      <w:r>
+        <w:rPr>
+          <w:sz w:val="20"/>
+          <w:szCs w:val="20"/>
+        </w:rPr>
+        <w:t xml:space="preserve">Medium -&gt; Medium. The core engineering business and the realized CG Power turnaround are genuinely high-quality, and TII now trades below the value of its 58% CG Power stake alone (a steep, widened holdco discount). But the CG Power inflection is already in CG Power's own price, EV losses are real and breakeven is delayed, consolidated 3-yr profit growth is negative, and the diversification keeps widening. thesis_fit moves 100x-in-10-years -&gt; neither on the genuine-large-cap size-math exception: a 100x (or even 10x) from ~Rs 51,000 Cr, dominated by a Rs 1.15 lakh Cr listed subsidiary, is not a credible return-magnitude claim; the realistic return is holdco-discount narrowing + CG Power compounding (~1.5-2x). four_box scores 3.0 but analyst_override is set.</w:t>
+      </w:r>
+    </w:p>
+    <w:p>
+      <w:pPr>
+        <w:pStyle w:val="Heading1"/>
+        <w:spacing w:after="120" w:before="280"/>
+      </w:pPr>
+      <w:r>
+        <w:t xml:space="preserve">Guidance &amp; Expectation Gap</w:t>
+      </w:r>
+    </w:p>
+    <w:p>
+      <w:pPr>
+        <w:spacing w:after="120"/>
+      </w:pPr>
       <w:r>
         <w:rPr>
           <w:i/>
@@ -380,20 +822,12 @@
           <w:sz w:val="18"/>
           <w:szCs w:val="18"/>
         </w:rPr>
-        <w:t xml:space="preserve"/>
-      </w:r>
-      <w:r>
-        <w:rPr>
-          <w:sz w:val="20"/>
-          <w:szCs w:val="20"/>
-        </w:rPr>
-        <w:br/>
-        <w:t xml:space="preserve">: undefined</w:t>
-      </w:r>
-    </w:p>
-    <w:p>
-      <w:pPr>
-        <w:spacing w:after="100"/>
+        <w:t xml:space="preserve">Management guidance decoded into commitments, graded on the expectation → action → operational → commercial → financial ladder, then compared to what the current price appears to assume. Method: playbook/guidance-and-expectation-gap.md.</w:t>
+      </w:r>
+    </w:p>
+    <w:p>
+      <w:pPr>
+        <w:spacing w:after="120"/>
       </w:pPr>
       <w:r>
         <w:rPr>
@@ -402,8 +836,1062 @@
           <w:sz w:val="20"/>
           <w:szCs w:val="20"/>
         </w:rPr>
-        <w:t xml:space="preserve">2024-10-24 — undefined</w:t>
-      </w:r>
+        <w:t xml:space="preserve">Commitment ladder (most-proven first):</w:t>
+      </w:r>
+    </w:p>
+    <w:tbl>
+      <w:tblPr>
+        <w:tblW w:type="dxa" w:w="9000"/>
+        <w:tblBorders>
+          <w:top w:val="single" w:color="auto" w:sz="4"/>
+          <w:left w:val="single" w:color="auto" w:sz="4"/>
+          <w:bottom w:val="single" w:color="auto" w:sz="4"/>
+          <w:right w:val="single" w:color="auto" w:sz="4"/>
+          <w:insideH w:val="single" w:color="auto" w:sz="4"/>
+          <w:insideV w:val="single" w:color="auto" w:sz="4"/>
+        </w:tblBorders>
+      </w:tblPr>
+      <w:tblGrid>
+        <w:gridCol w:w="1100"/>
+        <w:gridCol w:w="2600"/>
+        <w:gridCol w:w="2400"/>
+        <w:gridCol w:w="900"/>
+        <w:gridCol w:w="1200"/>
+        <w:gridCol w:w="800"/>
+      </w:tblGrid>
+      <w:tr>
+        <w:trPr>
+          <w:tblHeader/>
+        </w:trPr>
+        <w:tc>
+          <w:tcPr>
+            <w:tcW w:type="dxa" w:w="1100"/>
+            <w:shd w:fill="F2F2F2" w:val="clear"/>
+          </w:tcPr>
+          <w:p>
+            <w:r>
+              <w:rPr>
+                <w:b/>
+                <w:bCs/>
+                <w:sz w:val="18"/>
+                <w:szCs w:val="18"/>
+              </w:rPr>
+              <w:t xml:space="preserve">Area</w:t>
+            </w:r>
+          </w:p>
+        </w:tc>
+        <w:tc>
+          <w:tcPr>
+            <w:tcW w:type="dxa" w:w="2600"/>
+            <w:shd w:fill="F2F2F2" w:val="clear"/>
+          </w:tcPr>
+          <w:p>
+            <w:r>
+              <w:rPr>
+                <w:b/>
+                <w:bCs/>
+                <w:sz w:val="18"/>
+                <w:szCs w:val="18"/>
+              </w:rPr>
+              <w:t xml:space="preserve">Commitment</w:t>
+            </w:r>
+          </w:p>
+        </w:tc>
+        <w:tc>
+          <w:tcPr>
+            <w:tcW w:type="dxa" w:w="2400"/>
+            <w:shd w:fill="F2F2F2" w:val="clear"/>
+          </w:tcPr>
+          <w:p>
+            <w:r>
+              <w:rPr>
+                <w:b/>
+                <w:bCs/>
+                <w:sz w:val="18"/>
+                <w:szCs w:val="18"/>
+              </w:rPr>
+              <w:t xml:space="preserve">Specifics</w:t>
+            </w:r>
+          </w:p>
+        </w:tc>
+        <w:tc>
+          <w:tcPr>
+            <w:tcW w:type="dxa" w:w="900"/>
+            <w:shd w:fill="F2F2F2" w:val="clear"/>
+          </w:tcPr>
+          <w:p>
+            <w:r>
+              <w:rPr>
+                <w:b/>
+                <w:bCs/>
+                <w:sz w:val="18"/>
+                <w:szCs w:val="18"/>
+              </w:rPr>
+              <w:t xml:space="preserve">By when</w:t>
+            </w:r>
+          </w:p>
+        </w:tc>
+        <w:tc>
+          <w:tcPr>
+            <w:tcW w:type="dxa" w:w="1200"/>
+            <w:shd w:fill="F2F2F2" w:val="clear"/>
+          </w:tcPr>
+          <w:p>
+            <w:r>
+              <w:rPr>
+                <w:b/>
+                <w:bCs/>
+                <w:sz w:val="18"/>
+                <w:szCs w:val="18"/>
+              </w:rPr>
+              <w:t xml:space="preserve">Stage</w:t>
+            </w:r>
+          </w:p>
+        </w:tc>
+        <w:tc>
+          <w:tcPr>
+            <w:tcW w:type="dxa" w:w="800"/>
+            <w:shd w:fill="F2F2F2" w:val="clear"/>
+          </w:tcPr>
+          <w:p>
+            <w:r>
+              <w:rPr>
+                <w:b/>
+                <w:bCs/>
+                <w:sz w:val="18"/>
+                <w:szCs w:val="18"/>
+              </w:rPr>
+              <w:t xml:space="preserve">Thesis-critical</w:t>
+            </w:r>
+          </w:p>
+        </w:tc>
+      </w:tr>
+      <w:tr>
+        <w:tc>
+          <w:tcPr>
+            <w:tcW w:type="dxa" w:w="1100"/>
+          </w:tcPr>
+          <w:p>
+            <w:r>
+              <w:rPr>
+                <w:b w:val="false"/>
+                <w:bCs w:val="false"/>
+                <w:sz w:val="18"/>
+                <w:szCs w:val="18"/>
+              </w:rPr>
+              <w:t xml:space="preserve">growth</w:t>
+            </w:r>
+          </w:p>
+        </w:tc>
+        <w:tc>
+          <w:tcPr>
+            <w:tcW w:type="dxa" w:w="2600"/>
+          </w:tcPr>
+          <w:p>
+            <w:r>
+              <w:rPr>
+                <w:b w:val="false"/>
+                <w:bCs w:val="false"/>
+                <w:sz w:val="18"/>
+                <w:szCs w:val="18"/>
+              </w:rPr>
+              <w:t xml:space="preserve">Scale the EV (Montra) segment revenue</w:t>
+            </w:r>
+          </w:p>
+        </w:tc>
+        <w:tc>
+          <w:tcPr>
+            <w:tcW w:type="dxa" w:w="2400"/>
+          </w:tcPr>
+          <w:p>
+            <w:r>
+              <w:rPr>
+                <w:b w:val="false"/>
+                <w:bCs w:val="false"/>
+                <w:sz w:val="18"/>
+                <w:szCs w:val="18"/>
+              </w:rPr>
+              <w:t xml:space="preserve">FY26 EV revenue +76.6% YoY to ~Rs 239 Cr; Q1 FY27 TI Clean Mobility turnover ~Rs 240 Cr, 3W volumes +64% QoQ</w:t>
+            </w:r>
+          </w:p>
+        </w:tc>
+        <w:tc>
+          <w:tcPr>
+            <w:tcW w:type="dxa" w:w="900"/>
+          </w:tcPr>
+          <w:p>
+            <w:r>
+              <w:rPr>
+                <w:b w:val="false"/>
+                <w:bCs w:val="false"/>
+                <w:sz w:val="18"/>
+                <w:szCs w:val="18"/>
+              </w:rPr>
+              <w:t xml:space="preserve">FY27</w:t>
+            </w:r>
+          </w:p>
+        </w:tc>
+        <w:tc>
+          <w:tcPr>
+            <w:tcW w:type="dxa" w:w="1200"/>
+          </w:tcPr>
+          <w:p>
+            <w:r>
+              <w:rPr>
+                <w:b w:val="false"/>
+                <w:bCs w:val="false"/>
+                <w:sz w:val="18"/>
+                <w:szCs w:val="18"/>
+              </w:rPr>
+              <w:t xml:space="preserve">commercial</w:t>
+            </w:r>
+          </w:p>
+        </w:tc>
+        <w:tc>
+          <w:tcPr>
+            <w:tcW w:type="dxa" w:w="800"/>
+          </w:tcPr>
+          <w:p>
+            <w:r>
+              <w:rPr>
+                <w:b w:val="false"/>
+                <w:bCs w:val="false"/>
+                <w:sz w:val="18"/>
+                <w:szCs w:val="18"/>
+              </w:rPr>
+              <w:t xml:space="preserve">yes</w:t>
+            </w:r>
+          </w:p>
+        </w:tc>
+      </w:tr>
+      <w:tr>
+        <w:tc>
+          <w:tcPr>
+            <w:tcW w:type="dxa" w:w="1100"/>
+          </w:tcPr>
+          <w:p>
+            <w:r>
+              <w:rPr>
+                <w:b w:val="false"/>
+                <w:bCs w:val="false"/>
+                <w:sz w:val="18"/>
+                <w:szCs w:val="18"/>
+              </w:rPr>
+              <w:t xml:space="preserve">new_business</w:t>
+            </w:r>
+          </w:p>
+        </w:tc>
+        <w:tc>
+          <w:tcPr>
+            <w:tcW w:type="dxa" w:w="2600"/>
+          </w:tcPr>
+          <w:p>
+            <w:r>
+              <w:rPr>
+                <w:b w:val="false"/>
+                <w:bCs w:val="false"/>
+                <w:sz w:val="18"/>
+                <w:szCs w:val="18"/>
+              </w:rPr>
+              <w:t xml:space="preserve">TI Clean Mobility to reach operational breakeven in &gt;=2 of its EV businesses</w:t>
+            </w:r>
+          </w:p>
+        </w:tc>
+        <w:tc>
+          <w:tcPr>
+            <w:tcW w:type="dxa" w:w="2400"/>
+          </w:tcPr>
+          <w:p>
+            <w:r>
+              <w:rPr>
+                <w:b w:val="false"/>
+                <w:bCs w:val="false"/>
+                <w:sz w:val="18"/>
+                <w:szCs w:val="18"/>
+              </w:rPr>
+              <w:t xml:space="preserve">3W, SCV, M&amp;HCV, e-tractor; further Rs 500-750 Cr approved; ~Rs 750 Cr+ already invested</w:t>
+            </w:r>
+          </w:p>
+        </w:tc>
+        <w:tc>
+          <w:tcPr>
+            <w:tcW w:type="dxa" w:w="900"/>
+          </w:tcPr>
+          <w:p>
+            <w:r>
+              <w:rPr>
+                <w:b w:val="false"/>
+                <w:bCs w:val="false"/>
+                <w:sz w:val="18"/>
+                <w:szCs w:val="18"/>
+              </w:rPr>
+              <w:t xml:space="preserve">FY28</w:t>
+            </w:r>
+          </w:p>
+        </w:tc>
+        <w:tc>
+          <w:tcPr>
+            <w:tcW w:type="dxa" w:w="1200"/>
+          </w:tcPr>
+          <w:p>
+            <w:r>
+              <w:rPr>
+                <w:b w:val="false"/>
+                <w:bCs w:val="false"/>
+                <w:sz w:val="18"/>
+                <w:szCs w:val="18"/>
+              </w:rPr>
+              <w:t xml:space="preserve">action</w:t>
+            </w:r>
+          </w:p>
+        </w:tc>
+        <w:tc>
+          <w:tcPr>
+            <w:tcW w:type="dxa" w:w="800"/>
+          </w:tcPr>
+          <w:p>
+            <w:r>
+              <w:rPr>
+                <w:b w:val="false"/>
+                <w:bCs w:val="false"/>
+                <w:sz w:val="18"/>
+                <w:szCs w:val="18"/>
+              </w:rPr>
+              <w:t xml:space="preserve">yes</w:t>
+            </w:r>
+          </w:p>
+        </w:tc>
+      </w:tr>
+      <w:tr>
+        <w:tc>
+          <w:tcPr>
+            <w:tcW w:type="dxa" w:w="1100"/>
+          </w:tcPr>
+          <w:p>
+            <w:r>
+              <w:rPr>
+                <w:b w:val="false"/>
+                <w:bCs w:val="false"/>
+                <w:sz w:val="18"/>
+                <w:szCs w:val="18"/>
+              </w:rPr>
+              <w:t xml:space="preserve">strategy</w:t>
+            </w:r>
+          </w:p>
+        </w:tc>
+        <w:tc>
+          <w:tcPr>
+            <w:tcW w:type="dxa" w:w="2600"/>
+          </w:tcPr>
+          <w:p>
+            <w:r>
+              <w:rPr>
+                <w:b w:val="false"/>
+                <w:bCs w:val="false"/>
+                <w:sz w:val="18"/>
+                <w:szCs w:val="18"/>
+              </w:rPr>
+              <w:t xml:space="preserve">Fund CDMO/APIs, medical devices, biofuels and a semiconductor platform from core cash</w:t>
+            </w:r>
+          </w:p>
+        </w:tc>
+        <w:tc>
+          <w:tcPr>
+            <w:tcW w:type="dxa" w:w="2400"/>
+          </w:tcPr>
+          <w:p>
+            <w:r>
+              <w:rPr>
+                <w:b w:val="false"/>
+                <w:bCs w:val="false"/>
+                <w:sz w:val="18"/>
+                <w:szCs w:val="18"/>
+              </w:rPr>
+              <w:t xml:space="preserve">~Rs 650 Cr into EV + medical in FY26; core standalone ROCE ~38%, net debt-free</w:t>
+            </w:r>
+          </w:p>
+        </w:tc>
+        <w:tc>
+          <w:tcPr>
+            <w:tcW w:type="dxa" w:w="900"/>
+          </w:tcPr>
+          <w:p>
+            <w:r>
+              <w:rPr>
+                <w:b w:val="false"/>
+                <w:bCs w:val="false"/>
+                <w:sz w:val="18"/>
+                <w:szCs w:val="18"/>
+              </w:rPr>
+              <w:t xml:space="preserve">beyond</w:t>
+            </w:r>
+          </w:p>
+        </w:tc>
+        <w:tc>
+          <w:tcPr>
+            <w:tcW w:type="dxa" w:w="1200"/>
+          </w:tcPr>
+          <w:p>
+            <w:r>
+              <w:rPr>
+                <w:b w:val="false"/>
+                <w:bCs w:val="false"/>
+                <w:sz w:val="18"/>
+                <w:szCs w:val="18"/>
+              </w:rPr>
+              <w:t xml:space="preserve">action</w:t>
+            </w:r>
+          </w:p>
+        </w:tc>
+        <w:tc>
+          <w:tcPr>
+            <w:tcW w:type="dxa" w:w="800"/>
+          </w:tcPr>
+          <w:p>
+            <w:r>
+              <w:rPr>
+                <w:b w:val="false"/>
+                <w:bCs w:val="false"/>
+                <w:sz w:val="18"/>
+                <w:szCs w:val="18"/>
+              </w:rPr>
+              <w:t xml:space="preserve"/>
+            </w:r>
+          </w:p>
+        </w:tc>
+      </w:tr>
+      <w:tr>
+        <w:tc>
+          <w:tcPr>
+            <w:tcW w:type="dxa" w:w="1100"/>
+          </w:tcPr>
+          <w:p>
+            <w:r>
+              <w:rPr>
+                <w:b w:val="false"/>
+                <w:bCs w:val="false"/>
+                <w:sz w:val="18"/>
+                <w:szCs w:val="18"/>
+              </w:rPr>
+              <w:t xml:space="preserve">capex</w:t>
+            </w:r>
+          </w:p>
+        </w:tc>
+        <w:tc>
+          <w:tcPr>
+            <w:tcW w:type="dxa" w:w="2600"/>
+          </w:tcPr>
+          <w:p>
+            <w:r>
+              <w:rPr>
+                <w:b w:val="false"/>
+                <w:bCs w:val="false"/>
+                <w:sz w:val="18"/>
+                <w:szCs w:val="18"/>
+              </w:rPr>
+              <w:t xml:space="preserve">Core engineering &amp; metals capex</w:t>
+            </w:r>
+          </w:p>
+        </w:tc>
+        <w:tc>
+          <w:tcPr>
+            <w:tcW w:type="dxa" w:w="2400"/>
+          </w:tcPr>
+          <w:p>
+            <w:r>
+              <w:rPr>
+                <w:b w:val="false"/>
+                <w:bCs w:val="false"/>
+                <w:sz w:val="18"/>
+                <w:szCs w:val="18"/>
+              </w:rPr>
+              <w:t xml:space="preserve">~Rs 1,000 Cr FY26 plan, majority to engineering/metals (not EV)</w:t>
+            </w:r>
+          </w:p>
+        </w:tc>
+        <w:tc>
+          <w:tcPr>
+            <w:tcW w:type="dxa" w:w="900"/>
+          </w:tcPr>
+          <w:p>
+            <w:r>
+              <w:rPr>
+                <w:b w:val="false"/>
+                <w:bCs w:val="false"/>
+                <w:sz w:val="18"/>
+                <w:szCs w:val="18"/>
+              </w:rPr>
+              <w:t xml:space="preserve">FY27</w:t>
+            </w:r>
+          </w:p>
+        </w:tc>
+        <w:tc>
+          <w:tcPr>
+            <w:tcW w:type="dxa" w:w="1200"/>
+          </w:tcPr>
+          <w:p>
+            <w:r>
+              <w:rPr>
+                <w:b w:val="false"/>
+                <w:bCs w:val="false"/>
+                <w:sz w:val="18"/>
+                <w:szCs w:val="18"/>
+              </w:rPr>
+              <w:t xml:space="preserve">action</w:t>
+            </w:r>
+          </w:p>
+        </w:tc>
+        <w:tc>
+          <w:tcPr>
+            <w:tcW w:type="dxa" w:w="800"/>
+          </w:tcPr>
+          <w:p>
+            <w:r>
+              <w:rPr>
+                <w:b w:val="false"/>
+                <w:bCs w:val="false"/>
+                <w:sz w:val="18"/>
+                <w:szCs w:val="18"/>
+              </w:rPr>
+              <w:t xml:space="preserve"/>
+            </w:r>
+          </w:p>
+        </w:tc>
+      </w:tr>
+    </w:tbl>
+    <w:p>
+      <w:pPr>
+        <w:spacing w:after="60" w:before="120"/>
+      </w:pPr>
+      <w:r>
+        <w:rPr>
+          <w:b/>
+          <w:bCs/>
+          <w:sz w:val="20"/>
+          <w:szCs w:val="20"/>
+        </w:rPr>
+        <w:t xml:space="preserve">Earnings chain: </w:t>
+      </w:r>
+      <w:r>
+        <w:rPr>
+          <w:b w:val="false"/>
+          <w:bCs w:val="false"/>
+          <w:sz w:val="20"/>
+          <w:szCs w:val="20"/>
+        </w:rPr>
+        <w:t xml:space="preserve">core engineering + CG Power + Shanti Gears cash generation</w:t>
+      </w:r>
+      <w:r>
+        <w:rPr>
+          <w:color w:val="666666"/>
+          <w:sz w:val="20"/>
+          <w:szCs w:val="20"/>
+        </w:rPr>
+        <w:t xml:space="preserve"> → </w:t>
+      </w:r>
+      <w:r>
+        <w:rPr>
+          <w:b w:val="false"/>
+          <w:bCs w:val="false"/>
+          <w:sz w:val="20"/>
+          <w:szCs w:val="20"/>
+        </w:rPr>
+        <w:t xml:space="preserve">fund EV + CDMO + semiconductor incubation</w:t>
+      </w:r>
+      <w:r>
+        <w:rPr>
+          <w:color w:val="666666"/>
+          <w:sz w:val="20"/>
+          <w:szCs w:val="20"/>
+        </w:rPr>
+        <w:t xml:space="preserve"> → </w:t>
+      </w:r>
+      <w:r>
+        <w:rPr>
+          <w:b/>
+          <w:bCs/>
+          <w:color w:val="A32020"/>
+          <w:sz w:val="20"/>
+          <w:szCs w:val="20"/>
+        </w:rPr>
+        <w:t xml:space="preserve">EV segment scales to breakeven</w:t>
+      </w:r>
+      <w:r>
+        <w:rPr>
+          <w:color w:val="666666"/>
+          <w:sz w:val="20"/>
+          <w:szCs w:val="20"/>
+        </w:rPr>
+        <w:t xml:space="preserve"> → </w:t>
+      </w:r>
+      <w:r>
+        <w:rPr>
+          <w:b w:val="false"/>
+          <w:bCs w:val="false"/>
+          <w:sz w:val="20"/>
+          <w:szCs w:val="20"/>
+        </w:rPr>
+        <w:t xml:space="preserve">consolidated margin + ROE recover</w:t>
+      </w:r>
+      <w:r>
+        <w:rPr>
+          <w:color w:val="666666"/>
+          <w:sz w:val="20"/>
+          <w:szCs w:val="20"/>
+        </w:rPr>
+        <w:t xml:space="preserve"> → </w:t>
+      </w:r>
+      <w:r>
+        <w:rPr>
+          <w:b w:val="false"/>
+          <w:bCs w:val="false"/>
+          <w:sz w:val="20"/>
+          <w:szCs w:val="20"/>
+        </w:rPr>
+        <w:t xml:space="preserve">holdco discount narrows</w:t>
+      </w:r>
+      <w:r>
+        <w:rPr>
+          <w:color w:val="666666"/>
+          <w:sz w:val="20"/>
+          <w:szCs w:val="20"/>
+        </w:rPr>
+        <w:t xml:space="preserve"> → </w:t>
+      </w:r>
+      <w:r>
+        <w:rPr>
+          <w:b w:val="false"/>
+          <w:bCs w:val="false"/>
+          <w:sz w:val="20"/>
+          <w:szCs w:val="20"/>
+        </w:rPr>
+        <w:t xml:space="preserve">PAT + multiple re-rate</w:t>
+      </w:r>
+    </w:p>
+    <w:p>
+      <w:pPr>
+        <w:spacing w:after="120"/>
+      </w:pPr>
+      <w:r>
+        <w:rPr>
+          <w:color w:val="666666"/>
+          <w:sz w:val="18"/>
+          <w:szCs w:val="18"/>
+        </w:rPr>
+        <w:t xml:space="preserve">Bottleneck link: EV segment scales to breakeven.</w:t>
+      </w:r>
+    </w:p>
+    <w:p>
+      <w:pPr>
+        <w:spacing w:after="120"/>
+      </w:pPr>
+      <w:r>
+        <w:rPr>
+          <w:color w:val="666666"/>
+          <w:sz w:val="18"/>
+          <w:szCs w:val="18"/>
+        </w:rPr>
+        <w:t xml:space="preserve">Operating leverage: unclear - core businesses show leverage (CG Power PBT Rs 423 Cr on Rs 3,281 Cr Q1 FY27) but consolidated ROE ~10% and 3-yr profit growth negative because the EV/incubation drag offsets it</w:t>
+      </w:r>
+    </w:p>
+    <w:p>
+      <w:pPr>
+        <w:spacing w:after="120"/>
+      </w:pPr>
+      <w:r>
+        <w:rPr>
+          <w:color w:val="666666"/>
+          <w:sz w:val="18"/>
+          <w:szCs w:val="18"/>
+        </w:rPr>
+        <w:t xml:space="preserve">Evidenced: core engineering + CG Power + Shanti Gears cash generation; fund EV + CDMO + semiconductor incubation. Still assumed: EV segment scales to breakeven; consolidated margin + ROE recover; holdco discount narrows; PAT + multiple re-rate.</w:t>
+      </w:r>
+    </w:p>
+    <w:p>
+      <w:pPr>
+        <w:spacing w:after="120"/>
+      </w:pPr>
+      <w:r>
+        <w:rPr>
+          <w:b/>
+          <w:bCs/>
+          <w:sz w:val="20"/>
+          <w:szCs w:val="20"/>
+        </w:rPr>
+        <w:t xml:space="preserve">Market expectation vs. our path:</w:t>
+      </w:r>
+    </w:p>
+    <w:tbl>
+      <w:tblPr>
+        <w:tblW w:type="dxa" w:w="9000"/>
+        <w:tblBorders>
+          <w:top w:val="single" w:color="auto" w:sz="4"/>
+          <w:left w:val="single" w:color="auto" w:sz="4"/>
+          <w:bottom w:val="single" w:color="auto" w:sz="4"/>
+          <w:right w:val="single" w:color="auto" w:sz="4"/>
+          <w:insideH w:val="single" w:color="auto" w:sz="4"/>
+          <w:insideV w:val="single" w:color="auto" w:sz="4"/>
+        </w:tblBorders>
+      </w:tblPr>
+      <w:tblGrid>
+        <w:gridCol w:w="3200"/>
+        <w:gridCol w:w="5800"/>
+      </w:tblGrid>
+      <w:tr>
+        <w:tc>
+          <w:tcPr>
+            <w:tcW w:type="dxa" w:w="3200"/>
+            <w:shd w:fill="F2F2F2" w:val="clear"/>
+          </w:tcPr>
+          <w:p>
+            <w:r>
+              <w:rPr>
+                <w:b/>
+                <w:bCs/>
+              </w:rPr>
+              <w:t xml:space="preserve">As of</w:t>
+            </w:r>
+          </w:p>
+        </w:tc>
+        <w:tc>
+          <w:tcPr>
+            <w:tcW w:type="dxa" w:w="5800"/>
+          </w:tcPr>
+          <w:p>
+            <w:r>
+              <w:t xml:space="preserve">2026-09-08</w:t>
+            </w:r>
+          </w:p>
+        </w:tc>
+      </w:tr>
+      <w:tr>
+        <w:tc>
+          <w:tcPr>
+            <w:tcW w:type="dxa" w:w="3200"/>
+            <w:shd w:fill="F2F2F2" w:val="clear"/>
+          </w:tcPr>
+          <w:p>
+            <w:r>
+              <w:rPr>
+                <w:b/>
+                <w:bCs/>
+              </w:rPr>
+              <w:t xml:space="preserve">Price / multiple</w:t>
+            </w:r>
+          </w:p>
+        </w:tc>
+        <w:tc>
+          <w:tcPr>
+            <w:tcW w:type="dxa" w:w="5800"/>
+          </w:tcPr>
+          <w:p>
+            <w:r>
+              <w:t xml:space="preserve">Rs 2639 · 81.5x P/E</w:t>
+            </w:r>
+          </w:p>
+        </w:tc>
+      </w:tr>
+      <w:tr>
+        <w:tc>
+          <w:tcPr>
+            <w:tcW w:type="dxa" w:w="3200"/>
+            <w:shd w:fill="F2F2F2" w:val="clear"/>
+          </w:tcPr>
+          <w:p>
+            <w:r>
+              <w:rPr>
+                <w:b/>
+                <w:bCs/>
+              </w:rPr>
+              <w:t xml:space="preserve">Right valuation lens</w:t>
+            </w:r>
+          </w:p>
+        </w:tc>
+        <w:tc>
+          <w:tcPr>
+            <w:tcW w:type="dxa" w:w="5800"/>
+          </w:tcPr>
+          <w:p>
+            <w:r>
+              <w:t xml:space="preserve">other</w:t>
+            </w:r>
+          </w:p>
+        </w:tc>
+      </w:tr>
+      <w:tr>
+        <w:tc>
+          <w:tcPr>
+            <w:tcW w:type="dxa" w:w="3200"/>
+            <w:shd w:fill="F2F2F2" w:val="clear"/>
+          </w:tcPr>
+          <w:p>
+            <w:r>
+              <w:rPr>
+                <w:b/>
+                <w:bCs/>
+              </w:rPr>
+              <w:t xml:space="preserve">Price implies</w:t>
+            </w:r>
+          </w:p>
+        </w:tc>
+        <w:tc>
+          <w:tcPr>
+            <w:tcW w:type="dxa" w:w="5800"/>
+          </w:tcPr>
+          <w:p>
+            <w:r>
+              <w:t xml:space="preserve">the ~81x consolidated P/E is misleading - it consolidates CG Power at 100% while the market values TII below its 58% CG Power stake (~Rs 66,500 Cr vs TII mcap ~Rs 51,000 Cr). On a sum-of-parts basis TII is cheap; the open questions are whether the holdco discount ever narrows and whether EV stops burning cash</w:t>
+            </w:r>
+          </w:p>
+        </w:tc>
+      </w:tr>
+      <w:tr>
+        <w:tc>
+          <w:tcPr>
+            <w:tcW w:type="dxa" w:w="3200"/>
+            <w:shd w:fill="F2F2F2" w:val="clear"/>
+          </w:tcPr>
+          <w:p>
+            <w:r>
+              <w:rPr>
+                <w:b/>
+                <w:bCs/>
+              </w:rPr>
+              <w:t xml:space="preserve">Our FY27</w:t>
+            </w:r>
+          </w:p>
+        </w:tc>
+        <w:tc>
+          <w:tcPr>
+            <w:tcW w:type="dxa" w:w="5800"/>
+          </w:tcPr>
+          <w:p>
+            <w:r>
+              <w:t xml:space="preserve">consolidated revenue Rs 25,500-27,000 Cr (+12-18%); consolidated PAT roughly flat to +15% (EV drag vs CG Power strength); owner PAT still pressured by EV losses</w:t>
+            </w:r>
+          </w:p>
+        </w:tc>
+      </w:tr>
+      <w:tr>
+        <w:tc>
+          <w:tcPr>
+            <w:tcW w:type="dxa" w:w="3200"/>
+            <w:shd w:fill="F2F2F2" w:val="clear"/>
+          </w:tcPr>
+          <w:p>
+            <w:r>
+              <w:rPr>
+                <w:b/>
+                <w:bCs/>
+              </w:rPr>
+              <w:t xml:space="preserve">Our FY28</w:t>
+            </w:r>
+          </w:p>
+        </w:tc>
+        <w:tc>
+          <w:tcPr>
+            <w:tcW w:type="dxa" w:w="5800"/>
+          </w:tcPr>
+          <w:p>
+            <w:r>
+              <w:t xml:space="preserve">a second leg only if TI Clean Mobility approaches breakeven and the holdco discount narrows; otherwise a high-quality holdco compounding roughly with the market</w:t>
+            </w:r>
+          </w:p>
+        </w:tc>
+      </w:tr>
+      <w:tr>
+        <w:tc>
+          <w:tcPr>
+            <w:tcW w:type="dxa" w:w="3200"/>
+            <w:shd w:fill="F2F2F2" w:val="clear"/>
+          </w:tcPr>
+          <w:p>
+            <w:r>
+              <w:rPr>
+                <w:b/>
+                <w:bCs/>
+              </w:rPr>
+              <w:t xml:space="preserve">Gap direction</w:t>
+            </w:r>
+          </w:p>
+        </w:tc>
+        <w:tc>
+          <w:tcPr>
+            <w:tcW w:type="dxa" w:w="5800"/>
+          </w:tcPr>
+          <w:p>
+            <w:r>
+              <w:t xml:space="preserve">underestimated</w:t>
+            </w:r>
+          </w:p>
+        </w:tc>
+      </w:tr>
+      <w:tr>
+        <w:tc>
+          <w:tcPr>
+            <w:tcW w:type="dxa" w:w="3200"/>
+            <w:shd w:fill="F2F2F2" w:val="clear"/>
+          </w:tcPr>
+          <w:p>
+            <w:r>
+              <w:rPr>
+                <w:b/>
+                <w:bCs/>
+              </w:rPr>
+              <w:t xml:space="preserve">Gap type</w:t>
+            </w:r>
+          </w:p>
+        </w:tc>
+        <w:tc>
+          <w:tcPr>
+            <w:tcW w:type="dxa" w:w="5800"/>
+          </w:tcPr>
+          <w:p>
+            <w:r>
+              <w:t xml:space="preserve">new_business</w:t>
+            </w:r>
+          </w:p>
+        </w:tc>
+      </w:tr>
+      <w:tr>
+        <w:tc>
+          <w:tcPr>
+            <w:tcW w:type="dxa" w:w="3200"/>
+            <w:shd w:fill="F2F2F2" w:val="clear"/>
+          </w:tcPr>
+          <w:p>
+            <w:r>
+              <w:rPr>
+                <w:b/>
+                <w:bCs/>
+              </w:rPr>
+              <w:t xml:space="preserve">Gap magnitude</w:t>
+            </w:r>
+          </w:p>
+        </w:tc>
+        <w:tc>
+          <w:tcPr>
+            <w:tcW w:type="dxa" w:w="5800"/>
+          </w:tcPr>
+          <w:p>
+            <w:r>
+              <w:t xml:space="preserve">not estimable</w:t>
+            </w:r>
+          </w:p>
+        </w:tc>
+      </w:tr>
+      <w:tr>
+        <w:tc>
+          <w:tcPr>
+            <w:tcW w:type="dxa" w:w="3200"/>
+            <w:shd w:fill="F2F2F2" w:val="clear"/>
+          </w:tcPr>
+          <w:p>
+            <w:r>
+              <w:rPr>
+                <w:b/>
+                <w:bCs/>
+              </w:rPr>
+              <w:t xml:space="preserve">Gap basis</w:t>
+            </w:r>
+          </w:p>
+        </w:tc>
+        <w:tc>
+          <w:tcPr>
+            <w:tcW w:type="dxa" w:w="5800"/>
+          </w:tcPr>
+          <w:p>
+            <w:r>
+              <w:t xml:space="preserve">on a look-through basis TII's CG Power stake alone exceeds its market cap; the discount reflects EV cash burn + capital-allocation concerns + no direct CG Power cash flow to TII holders, and may not close</w:t>
+            </w:r>
+          </w:p>
+        </w:tc>
+      </w:tr>
+      <w:tr>
+        <w:tc>
+          <w:tcPr>
+            <w:tcW w:type="dxa" w:w="3200"/>
+            <w:shd w:fill="F2F2F2" w:val="clear"/>
+          </w:tcPr>
+          <w:p>
+            <w:r>
+              <w:rPr>
+                <w:b/>
+                <w:bCs/>
+              </w:rPr>
+              <w:t xml:space="preserve">Evidence quality</w:t>
+            </w:r>
+          </w:p>
+        </w:tc>
+        <w:tc>
+          <w:tcPr>
+            <w:tcW w:type="dxa" w:w="5800"/>
+          </w:tcPr>
+          <w:p>
+            <w:r>
+              <w:t xml:space="preserve">moderate</w:t>
+            </w:r>
+          </w:p>
+        </w:tc>
+      </w:tr>
+    </w:tbl>
+    <w:p>
+      <w:pPr>
+        <w:spacing w:after="120"/>
+      </w:pPr>
+      <w:r>
+        <w:rPr>
+          <w:i/>
+          <w:iCs/>
+          <w:color w:val="666666"/>
+          <w:sz w:val="16"/>
+          <w:szCs w:val="16"/>
+        </w:rPr>
+        <w:t xml:space="preserve">no broker consensus; implied path is a reverse-P/E estimate + screener.in forward figures + VP thread view</w:t>
+      </w:r>
+    </w:p>
+    <w:p>
+      <w:pPr>
+        <w:spacing w:after="120" w:before="120"/>
+      </w:pPr>
+      <w:r>
+        <w:rPr>
+          <w:b/>
+          <w:bCs/>
+          <w:sz w:val="20"/>
+          <w:szCs w:val="20"/>
+        </w:rPr>
+        <w:t xml:space="preserve">Catalyst: </w:t>
+      </w:r>
+      <w:r>
+        <w:rPr>
+          <w:sz w:val="20"/>
+          <w:szCs w:val="20"/>
+        </w:rPr>
+        <w:t xml:space="preserve">TI Clean Mobility approaching operational breakeven + a quarter where consolidated owner-PAT growth turns positive + any holdco-discount-narrowing trigger</w:t>
+      </w:r>
+      <w:r>
+        <w:rPr>
+          <w:color w:val="666666"/>
+          <w:sz w:val="18"/>
+          <w:szCs w:val="18"/>
+        </w:rPr>
+        <w:t xml:space="preserve"> (window ~12M from 2026-09-08; undated; evidence low; pending)</w:t>
+      </w:r>
+    </w:p>
+    <w:p>
+      <w:pPr>
+        <w:pStyle w:val="Heading1"/>
+        <w:spacing w:after="120" w:before="280"/>
+      </w:pPr>
+      <w:r>
+        <w:t xml:space="preserve">Ishmohit-Lens Checks (value chain · earnings quality · growth trajectory · management · quality metrics · track record · global-signal check)</w:t>
+      </w:r>
+    </w:p>
+    <w:p>
+      <w:pPr>
+        <w:spacing w:after="120"/>
+      </w:pPr>
       <w:r>
         <w:rPr>
           <w:i/>
@@ -412,20 +1900,12 @@
           <w:sz w:val="18"/>
           <w:szCs w:val="18"/>
         </w:rPr>
-        <w:t xml:space="preserve"/>
-      </w:r>
-      <w:r>
-        <w:rPr>
-          <w:sz w:val="20"/>
-          <w:szCs w:val="20"/>
-        </w:rPr>
-        <w:br/>
-        <w:t xml:space="preserve">: undefined</w:t>
-      </w:r>
-    </w:p>
-    <w:p>
-      <w:pPr>
-        <w:spacing w:after="100"/>
+        <w:t xml:space="preserve">Extra checks drawn from @ishmohit1 / SOIC methodology (playbook/ishmohit-soic-style.md): where the company sits in its value chain and what the supply side is doing, whether a margin/PAT inflection is structural or a cyclical peak, the rate-of-change of growth vs. what the multiple demands, and management quality as a positive attribute.</w:t>
+      </w:r>
+    </w:p>
+    <w:p>
+      <w:pPr>
+        <w:spacing w:after="120"/>
       </w:pPr>
       <w:r>
         <w:rPr>
@@ -434,8 +1914,769 @@
           <w:sz w:val="20"/>
           <w:szCs w:val="20"/>
         </w:rPr>
-        <w:t xml:space="preserve">2024-10-11 — undefined</w:t>
-      </w:r>
+        <w:t xml:space="preserve">Value chain &amp; supply side:</w:t>
+      </w:r>
+    </w:p>
+    <w:tbl>
+      <w:tblPr>
+        <w:tblW w:type="dxa" w:w="9000"/>
+        <w:tblBorders>
+          <w:top w:val="single" w:color="auto" w:sz="4"/>
+          <w:left w:val="single" w:color="auto" w:sz="4"/>
+          <w:bottom w:val="single" w:color="auto" w:sz="4"/>
+          <w:right w:val="single" w:color="auto" w:sz="4"/>
+          <w:insideH w:val="single" w:color="auto" w:sz="4"/>
+          <w:insideV w:val="single" w:color="auto" w:sz="4"/>
+        </w:tblBorders>
+      </w:tblPr>
+      <w:tblGrid>
+        <w:gridCol w:w="3200"/>
+        <w:gridCol w:w="5800"/>
+      </w:tblGrid>
+      <w:tr>
+        <w:tc>
+          <w:tcPr>
+            <w:tcW w:type="dxa" w:w="3200"/>
+            <w:shd w:fill="F2F2F2" w:val="clear"/>
+          </w:tcPr>
+          <w:p>
+            <w:r>
+              <w:rPr>
+                <w:b/>
+                <w:bCs/>
+              </w:rPr>
+              <w:t xml:space="preserve">Theme</w:t>
+            </w:r>
+          </w:p>
+        </w:tc>
+        <w:tc>
+          <w:tcPr>
+            <w:tcW w:type="dxa" w:w="5800"/>
+          </w:tcPr>
+          <w:p>
+            <w:r>
+              <w:t xml:space="preserve">precision engineering + T&amp;D/electrification (via CG Power) + EV mobility incubation</w:t>
+            </w:r>
+          </w:p>
+        </w:tc>
+      </w:tr>
+      <w:tr>
+        <w:tc>
+          <w:tcPr>
+            <w:tcW w:type="dxa" w:w="3200"/>
+            <w:shd w:fill="F2F2F2" w:val="clear"/>
+          </w:tcPr>
+          <w:p>
+            <w:r>
+              <w:rPr>
+                <w:b/>
+                <w:bCs/>
+              </w:rPr>
+              <w:t xml:space="preserve">This company's position</w:t>
+            </w:r>
+          </w:p>
+        </w:tc>
+        <w:tc>
+          <w:tcPr>
+            <w:tcW w:type="dxa" w:w="5800"/>
+          </w:tcPr>
+          <w:p>
+            <w:r>
+              <w:t xml:space="preserve">Murugappa Group holding/incubator: debt-free precision-tube/chain/gear/bicycle core + 58% of CG Power (T&amp;D, transformers, semiconductors) + 70% of Shanti Gears + wholly-owned TI Clean Mobility (Montra) EV OEM + early CDMO/medical/biofuel bets</w:t>
+            </w:r>
+          </w:p>
+        </w:tc>
+      </w:tr>
+      <w:tr>
+        <w:tc>
+          <w:tcPr>
+            <w:tcW w:type="dxa" w:w="3200"/>
+            <w:shd w:fill="F2F2F2" w:val="clear"/>
+          </w:tcPr>
+          <w:p>
+            <w:r>
+              <w:rPr>
+                <w:b/>
+                <w:bCs/>
+              </w:rPr>
+              <w:t xml:space="preserve">Bottleneck node (pricing power)</w:t>
+            </w:r>
+          </w:p>
+        </w:tc>
+        <w:tc>
+          <w:tcPr>
+            <w:tcW w:type="dxa" w:w="5800"/>
+          </w:tcPr>
+          <w:p>
+            <w:r>
+              <w:t xml:space="preserve">EV volume ramp + capital-allocation discipline across many unrelated incubations</w:t>
+            </w:r>
+          </w:p>
+        </w:tc>
+      </w:tr>
+      <w:tr>
+        <w:tc>
+          <w:tcPr>
+            <w:tcW w:type="dxa" w:w="3200"/>
+            <w:shd w:fill="F2F2F2" w:val="clear"/>
+          </w:tcPr>
+          <w:p>
+            <w:r>
+              <w:rPr>
+                <w:b/>
+                <w:bCs/>
+              </w:rPr>
+              <w:t xml:space="preserve">Supply-side status</w:t>
+            </w:r>
+          </w:p>
+        </w:tc>
+        <w:tc>
+          <w:tcPr>
+            <w:tcW w:type="dxa" w:w="5800"/>
+          </w:tcPr>
+          <w:p>
+            <w:r>
+              <w:t xml:space="preserve">consolidating</w:t>
+            </w:r>
+          </w:p>
+        </w:tc>
+      </w:tr>
+      <w:tr>
+        <w:tc>
+          <w:tcPr>
+            <w:tcW w:type="dxa" w:w="3200"/>
+            <w:shd w:fill="F2F2F2" w:val="clear"/>
+          </w:tcPr>
+          <w:p>
+            <w:r>
+              <w:rPr>
+                <w:b/>
+                <w:bCs/>
+              </w:rPr>
+              <w:t xml:space="preserve">Adjacent-node peers</w:t>
+            </w:r>
+          </w:p>
+        </w:tc>
+        <w:tc>
+          <w:tcPr>
+            <w:tcW w:type="dxa" w:w="5800"/>
+          </w:tcPr>
+          <w:p>
+            <w:r>
+              <w:t xml:space="preserve">Bharat Forge, Sundram Fasteners, Ramkrishna Forgings, Jamna Auto</w:t>
+            </w:r>
+          </w:p>
+        </w:tc>
+      </w:tr>
+    </w:tbl>
+    <w:p>
+      <w:pPr>
+        <w:spacing w:after="120"/>
+      </w:pPr>
+      <w:r>
+        <w:rPr>
+          <w:color w:val="666666"/>
+          <w:sz w:val="18"/>
+          <w:szCs w:val="18"/>
+        </w:rPr>
+        <w:t xml:space="preserve">The core precision-engineering business is a consolidated, high-return franchise; the incremental capital, though, goes into EV 3W/SCV (a crowded, subsidy-dependent, thin-margin field) and a scattering of unrelated platforms - so the group's forward returns hinge on incubation discipline, not the core's moat.</w:t>
+      </w:r>
+    </w:p>
+    <w:p>
+      <w:pPr>
+        <w:spacing w:after="60" w:before="120"/>
+      </w:pPr>
+      <w:r>
+        <w:rPr>
+          <w:b/>
+          <w:bCs/>
+          <w:sz w:val="20"/>
+          <w:szCs w:val="20"/>
+        </w:rPr>
+        <w:t xml:space="preserve">Earnings quality: </w:t>
+      </w:r>
+      <w:r>
+        <w:rPr>
+          <w:sz w:val="20"/>
+          <w:szCs w:val="20"/>
+        </w:rPr>
+        <w:t xml:space="preserve">margin driver mixed</w:t>
+      </w:r>
+      <w:r>
+        <w:rPr>
+          <w:b/>
+          <w:bCs/>
+          <w:color w:val="A32020"/>
+          <w:sz w:val="20"/>
+          <w:szCs w:val="20"/>
+        </w:rPr>
+        <w:t xml:space="preserve"/>
+      </w:r>
+    </w:p>
+    <w:p>
+      <w:pPr>
+        <w:spacing w:after="120"/>
+      </w:pPr>
+      <w:r>
+        <w:rPr>
+          <w:color w:val="666666"/>
+          <w:sz w:val="18"/>
+          <w:szCs w:val="18"/>
+        </w:rPr>
+        <w:t xml:space="preserve">Drivers: core engineering + CG Power operating leverage (structural); TI Clean Mobility losses (~Rs 400 Cr/yr) suppressing consolidated margin; standalone non-cash CCPS fair-value swings distorting reported PAT; CG Power minority interest reducing owner PAT.</w:t>
+      </w:r>
+    </w:p>
+    <w:p>
+      <w:pPr>
+        <w:spacing w:after="120"/>
+      </w:pPr>
+      <w:r>
+        <w:rPr>
+          <w:color w:val="666666"/>
+          <w:sz w:val="18"/>
+          <w:szCs w:val="18"/>
+        </w:rPr>
+        <w:t xml:space="preserve">Consolidated operating margin ~10% / ROE ~10% is SUPPRESSED by TI Clean Mobility losses and CG Power minority, not elevated; the risk is not margin mean-reversion but whether the EV drag ends. Standalone PAT is distorted by non-cash CCPS fair-value items (FY26 -36% on a lower fair-value gain).</w:t>
+      </w:r>
+    </w:p>
+    <w:p>
+      <w:pPr>
+        <w:spacing w:after="60" w:before="120"/>
+      </w:pPr>
+      <w:r>
+        <w:rPr>
+          <w:b/>
+          <w:bCs/>
+          <w:sz w:val="20"/>
+          <w:szCs w:val="20"/>
+        </w:rPr>
+        <w:t xml:space="preserve">Growth trajectory: </w:t>
+      </w:r>
+      <w:r>
+        <w:rPr>
+          <w:b/>
+          <w:bCs/>
+          <w:color w:val="A32020"/>
+          <w:sz w:val="20"/>
+          <w:szCs w:val="20"/>
+        </w:rPr>
+        <w:t xml:space="preserve">YoY growth rate is decelerating</w:t>
+      </w:r>
+    </w:p>
+    <w:p>
+      <w:pPr>
+        <w:spacing w:after="120"/>
+      </w:pPr>
+      <w:r>
+        <w:rPr>
+          <w:color w:val="666666"/>
+          <w:sz w:val="18"/>
+          <w:szCs w:val="18"/>
+        </w:rPr>
+        <w:t xml:space="preserve">Consolidated revenue growth is steady (+17.4% FY26, +17.1% Q1 FY27), but consolidated PAT growth has stalled: 3-yr consolidated profit CAGR ~-11%, standalone FY26 PAT -36% (non-cash), Q1 FY27 total PAT -3% and owner PAT ~-43%. Revenue up, profit down.</w:t>
+      </w:r>
+    </w:p>
+    <w:p>
+      <w:pPr>
+        <w:spacing w:after="120"/>
+      </w:pPr>
+      <w:r>
+        <w:rPr>
+          <w:color w:val="666666"/>
+          <w:sz w:val="18"/>
+          <w:szCs w:val="18"/>
+        </w:rPr>
+        <w:t xml:space="preserve">Reverse P/E: ~81x consolidated P/E is not supportable on consolidated earnings; the bull case is a sum-of-parts / holdco-discount-narrowing argument (CG Power 58% stake alone &gt; TII mcap), not an EPS-growth story.</w:t>
+      </w:r>
+    </w:p>
+    <w:p>
+      <w:pPr>
+        <w:spacing w:after="120"/>
+      </w:pPr>
+      <w:r>
+        <w:rPr>
+          <w:b/>
+          <w:bCs/>
+          <w:sz w:val="20"/>
+          <w:szCs w:val="20"/>
+        </w:rPr>
+        <w:t xml:space="preserve">Management quality (TVGP's "P"):</w:t>
+      </w:r>
+    </w:p>
+    <w:tbl>
+      <w:tblPr>
+        <w:tblW w:type="dxa" w:w="9000"/>
+        <w:tblBorders>
+          <w:top w:val="single" w:color="auto" w:sz="4"/>
+          <w:left w:val="single" w:color="auto" w:sz="4"/>
+          <w:bottom w:val="single" w:color="auto" w:sz="4"/>
+          <w:right w:val="single" w:color="auto" w:sz="4"/>
+          <w:insideH w:val="single" w:color="auto" w:sz="4"/>
+          <w:insideV w:val="single" w:color="auto" w:sz="4"/>
+        </w:tblBorders>
+      </w:tblPr>
+      <w:tblGrid>
+        <w:gridCol w:w="3200"/>
+        <w:gridCol w:w="5800"/>
+      </w:tblGrid>
+      <w:tr>
+        <w:tc>
+          <w:tcPr>
+            <w:tcW w:type="dxa" w:w="3200"/>
+            <w:shd w:fill="F2F2F2" w:val="clear"/>
+          </w:tcPr>
+          <w:p>
+            <w:r>
+              <w:rPr>
+                <w:b/>
+                <w:bCs/>
+              </w:rPr>
+              <w:t xml:space="preserve">Assessment</w:t>
+            </w:r>
+          </w:p>
+        </w:tc>
+        <w:tc>
+          <w:tcPr>
+            <w:tcW w:type="dxa" w:w="5800"/>
+          </w:tcPr>
+          <w:p>
+            <w:r>
+              <w:t xml:space="preserve">neutral</w:t>
+            </w:r>
+          </w:p>
+        </w:tc>
+      </w:tr>
+      <w:tr>
+        <w:tc>
+          <w:tcPr>
+            <w:tcW w:type="dxa" w:w="3200"/>
+            <w:shd w:fill="F2F2F2" w:val="clear"/>
+          </w:tcPr>
+          <w:p>
+            <w:r>
+              <w:rPr>
+                <w:b/>
+                <w:bCs/>
+              </w:rPr>
+              <w:t xml:space="preserve">Capital allocation</w:t>
+            </w:r>
+          </w:p>
+        </w:tc>
+        <w:tc>
+          <w:tcPr>
+            <w:tcW w:type="dxa" w:w="5800"/>
+          </w:tcPr>
+          <w:p>
+            <w:r>
+              <w:t xml:space="preserve">Two faces: (1) disciplined, realized value creation - the CG Power turnaround (bought from a fraud-hit prior owner, now ~Rs 1.15 lakh Cr) is a widely-cited success, core reinvested at ~38% ROCE, net debt-free; (2) a widening set of unrelated incubations (EV, CDMO/APIs, medical devices, biofuels, semiconductors) that drew substantive, unresolved community criticism as de-worsification. TI Clean Mobility has absorbed ~Rs 750 Cr+ with breakeven delayed and another Rs 500-750 Cr approved. (neutral)</w:t>
+            </w:r>
+          </w:p>
+        </w:tc>
+      </w:tr>
+      <w:tr>
+        <w:tc>
+          <w:tcPr>
+            <w:tcW w:type="dxa" w:w="3200"/>
+            <w:shd w:fill="F2F2F2" w:val="clear"/>
+          </w:tcPr>
+          <w:p>
+            <w:r>
+              <w:rPr>
+                <w:b/>
+                <w:bCs/>
+              </w:rPr>
+              <w:t xml:space="preserve">Related-party trend</w:t>
+            </w:r>
+          </w:p>
+        </w:tc>
+        <w:tc>
+          <w:tcPr>
+            <w:tcW w:type="dxa" w:w="5800"/>
+          </w:tcPr>
+          <w:p>
+            <w:r>
+              <w:t xml:space="preserve">flat</w:t>
+            </w:r>
+          </w:p>
+        </w:tc>
+      </w:tr>
+      <w:tr>
+        <w:tc>
+          <w:tcPr>
+            <w:tcW w:type="dxa" w:w="3200"/>
+            <w:shd w:fill="F2F2F2" w:val="clear"/>
+          </w:tcPr>
+          <w:p>
+            <w:r>
+              <w:rPr>
+                <w:b/>
+                <w:bCs/>
+              </w:rPr>
+              <w:t xml:space="preserve">Guidance credibility</w:t>
+            </w:r>
+          </w:p>
+        </w:tc>
+        <w:tc>
+          <w:tcPr>
+            <w:tcW w:type="dxa" w:w="5800"/>
+          </w:tcPr>
+          <w:p>
+            <w:r>
+              <w:t xml:space="preserve">mixed</w:t>
+            </w:r>
+          </w:p>
+        </w:tc>
+      </w:tr>
+      <w:tr>
+        <w:tc>
+          <w:tcPr>
+            <w:tcW w:type="dxa" w:w="3200"/>
+            <w:shd w:fill="F2F2F2" w:val="clear"/>
+          </w:tcPr>
+          <w:p>
+            <w:r>
+              <w:rPr>
+                <w:b/>
+                <w:bCs/>
+              </w:rPr>
+              <w:t xml:space="preserve">Shareholder returns</w:t>
+            </w:r>
+          </w:p>
+        </w:tc>
+        <w:tc>
+          <w:tcPr>
+            <w:tcW w:type="dxa" w:w="5800"/>
+          </w:tcPr>
+          <w:p>
+            <w:r>
+              <w:t xml:space="preserve">consistent</w:t>
+            </w:r>
+          </w:p>
+        </w:tc>
+      </w:tr>
+      <w:tr>
+        <w:tc>
+          <w:tcPr>
+            <w:tcW w:type="dxa" w:w="3200"/>
+            <w:shd w:fill="F2F2F2" w:val="clear"/>
+          </w:tcPr>
+          <w:p>
+            <w:r>
+              <w:rPr>
+                <w:b/>
+                <w:bCs/>
+              </w:rPr>
+              <w:t xml:space="preserve">Capability ladder / VAP</w:t>
+            </w:r>
+          </w:p>
+        </w:tc>
+        <w:tc>
+          <w:tcPr>
+            <w:tcW w:type="dxa" w:w="5800"/>
+          </w:tcPr>
+          <w:p>
+            <w:r>
+              <w:t xml:space="preserve">Explicit move from precision engineering -&gt; industrial turnaround platform (CG Power) -&gt; EV OEM + semiconductor/CDMO incubation</w:t>
+            </w:r>
+          </w:p>
+        </w:tc>
+      </w:tr>
+    </w:tbl>
+    <w:p>
+      <w:pPr>
+        <w:spacing w:after="120"/>
+      </w:pPr>
+      <w:r>
+        <w:rPr>
+          <w:b/>
+          <w:bCs/>
+          <w:sz w:val="20"/>
+          <w:szCs w:val="20"/>
+        </w:rPr>
+        <w:t xml:space="preserve">Quality metrics (ROCE · debt · FCF · margin · capex):</w:t>
+      </w:r>
+    </w:p>
+    <w:tbl>
+      <w:tblPr>
+        <w:tblW w:type="dxa" w:w="9000"/>
+        <w:tblBorders>
+          <w:top w:val="single" w:color="auto" w:sz="4"/>
+          <w:left w:val="single" w:color="auto" w:sz="4"/>
+          <w:bottom w:val="single" w:color="auto" w:sz="4"/>
+          <w:right w:val="single" w:color="auto" w:sz="4"/>
+          <w:insideH w:val="single" w:color="auto" w:sz="4"/>
+          <w:insideV w:val="single" w:color="auto" w:sz="4"/>
+        </w:tblBorders>
+      </w:tblPr>
+      <w:tblGrid>
+        <w:gridCol w:w="3200"/>
+        <w:gridCol w:w="5800"/>
+      </w:tblGrid>
+      <w:tr>
+        <w:tc>
+          <w:tcPr>
+            <w:tcW w:type="dxa" w:w="3200"/>
+            <w:shd w:fill="F2F2F2" w:val="clear"/>
+          </w:tcPr>
+          <w:p>
+            <w:r>
+              <w:rPr>
+                <w:b/>
+                <w:bCs/>
+              </w:rPr>
+              <w:t xml:space="preserve">Assessment</w:t>
+            </w:r>
+          </w:p>
+        </w:tc>
+        <w:tc>
+          <w:tcPr>
+            <w:tcW w:type="dxa" w:w="5800"/>
+          </w:tcPr>
+          <w:p>
+            <w:r>
+              <w:t xml:space="preserve">neutral</w:t>
+            </w:r>
+          </w:p>
+        </w:tc>
+      </w:tr>
+      <w:tr>
+        <w:tc>
+          <w:tcPr>
+            <w:tcW w:type="dxa" w:w="3200"/>
+            <w:shd w:fill="F2F2F2" w:val="clear"/>
+          </w:tcPr>
+          <w:p>
+            <w:r>
+              <w:rPr>
+                <w:b/>
+                <w:bCs/>
+              </w:rPr>
+              <w:t xml:space="preserve">ROCE</w:t>
+            </w:r>
+          </w:p>
+        </w:tc>
+        <w:tc>
+          <w:tcPr>
+            <w:tcW w:type="dxa" w:w="5800"/>
+          </w:tcPr>
+          <w:p>
+            <w:r>
+              <w:t xml:space="preserve">17.1% (declining)</w:t>
+            </w:r>
+          </w:p>
+        </w:tc>
+      </w:tr>
+      <w:tr>
+        <w:tc>
+          <w:tcPr>
+            <w:tcW w:type="dxa" w:w="3200"/>
+            <w:shd w:fill="F2F2F2" w:val="clear"/>
+          </w:tcPr>
+          <w:p>
+            <w:r>
+              <w:rPr>
+                <w:b/>
+                <w:bCs/>
+              </w:rPr>
+              <w:t xml:space="preserve">Leverage</w:t>
+            </w:r>
+          </w:p>
+        </w:tc>
+        <w:tc>
+          <w:tcPr>
+            <w:tcW w:type="dxa" w:w="5800"/>
+          </w:tcPr>
+          <w:p>
+            <w:r>
+              <w:t xml:space="preserve">Net debt/EBITDA -0.2x</w:t>
+            </w:r>
+          </w:p>
+        </w:tc>
+      </w:tr>
+      <w:tr>
+        <w:tc>
+          <w:tcPr>
+            <w:tcW w:type="dxa" w:w="3200"/>
+            <w:shd w:fill="F2F2F2" w:val="clear"/>
+          </w:tcPr>
+          <w:p>
+            <w:r>
+              <w:rPr>
+                <w:b/>
+                <w:bCs/>
+              </w:rPr>
+              <w:t xml:space="preserve">FCF conversion</w:t>
+            </w:r>
+          </w:p>
+        </w:tc>
+        <w:tc>
+          <w:tcPr>
+            <w:tcW w:type="dxa" w:w="5800"/>
+          </w:tcPr>
+          <w:p>
+            <w:r>
+              <w:t xml:space="preserve">—</w:t>
+            </w:r>
+          </w:p>
+        </w:tc>
+      </w:tr>
+      <w:tr>
+        <w:tc>
+          <w:tcPr>
+            <w:tcW w:type="dxa" w:w="3200"/>
+            <w:shd w:fill="F2F2F2" w:val="clear"/>
+          </w:tcPr>
+          <w:p>
+            <w:r>
+              <w:rPr>
+                <w:b/>
+                <w:bCs/>
+              </w:rPr>
+              <w:t xml:space="preserve">Margin trend</w:t>
+            </w:r>
+          </w:p>
+        </w:tc>
+        <w:tc>
+          <w:tcPr>
+            <w:tcW w:type="dxa" w:w="5800"/>
+          </w:tcPr>
+          <w:p>
+            <w:r>
+              <w:t xml:space="preserve">contracting</w:t>
+            </w:r>
+          </w:p>
+        </w:tc>
+      </w:tr>
+      <w:tr>
+        <w:tc>
+          <w:tcPr>
+            <w:tcW w:type="dxa" w:w="3200"/>
+            <w:shd w:fill="F2F2F2" w:val="clear"/>
+          </w:tcPr>
+          <w:p>
+            <w:r>
+              <w:rPr>
+                <w:b/>
+                <w:bCs/>
+              </w:rPr>
+              <w:t xml:space="preserve">Capex efficiency</w:t>
+            </w:r>
+          </w:p>
+        </w:tc>
+        <w:tc>
+          <w:tcPr>
+            <w:tcW w:type="dxa" w:w="5800"/>
+          </w:tcPr>
+          <w:p>
+            <w:r>
+              <w:t xml:space="preserve">neutral</w:t>
+            </w:r>
+          </w:p>
+        </w:tc>
+      </w:tr>
+    </w:tbl>
+    <w:p>
+      <w:pPr>
+        <w:spacing w:after="60" w:before="120"/>
+      </w:pPr>
+      <w:r>
+        <w:rPr>
+          <w:b/>
+          <w:bCs/>
+          <w:sz w:val="20"/>
+          <w:szCs w:val="20"/>
+        </w:rPr>
+        <w:t xml:space="preserve">Track record (Coffee Can persistence check): </w:t>
+      </w:r>
+      <w:r>
+        <w:rPr>
+          <w:sz w:val="20"/>
+          <w:szCs w:val="20"/>
+        </w:rPr>
+        <w:t xml:space="preserve">cleared revenue growth ≥10% AND ROCE ≥15% in 3 of the last 5 years (consistency_score 60)</w:t>
+      </w:r>
+    </w:p>
+    <w:p>
+      <w:pPr>
+        <w:spacing w:after="120"/>
+      </w:pPr>
+      <w:r>
+        <w:rPr>
+          <w:color w:val="666666"/>
+          <w:sz w:val="18"/>
+          <w:szCs w:val="18"/>
+        </w:rPr>
+        <w:t xml:space="preserve">FY22-FY26 checked (consolidated) for revenue growth &gt;=10% AND ROCE &gt;=15% in the same year. Revenue cleared 10% every year (5-yr CAGR ~30%); consolidated ROCE was comfortably above 15% in FY22-FY24 but has been dragged to a ~17% headline with ROE ~10% in FY25-FY26 as TI Clean Mobility losses scaled - roughly 3 of 5 years clear both. The core standalone business (ROCE ~38%) would clear all five; the consolidated entity does not.</w:t>
+      </w:r>
+    </w:p>
+    <w:p>
+      <w:pPr>
+        <w:pStyle w:val="Heading1"/>
+        <w:spacing w:after="120" w:before="280"/>
+      </w:pPr>
+      <w:r>
+        <w:t xml:space="preserve">Technical Read (Weekly / Monthly MACD + Bollinger Bands, or RSI/CCI/Williams %R proxy)</w:t>
+      </w:r>
+    </w:p>
+    <w:p>
+      <w:pPr>
+        <w:spacing w:after="120"/>
+      </w:pPr>
+      <w:r>
+        <w:t xml:space="preserve">Stock has delivered negative returns over the trailing 12 months per the most recent (Sep-2026) forum post, despite a still-rich P/E — a sign the market has cooled on the growth-bet story even as fundamentals (core ROCE, debt-free balance sheet) remain strong. Not independently charted this pass.</w:t>
+      </w:r>
+    </w:p>
+    <w:p>
+      <w:pPr>
+        <w:pStyle w:val="Heading1"/>
+        <w:spacing w:after="120" w:before="280"/>
+      </w:pPr>
+      <w:r>
+        <w:t xml:space="preserve">ValuePickr Community Signal</w:t>
+      </w:r>
+    </w:p>
+    <w:p>
+      <w:pPr>
+        <w:spacing w:after="120"/>
+      </w:pPr>
+      <w:r>
+        <w:t xml:space="preserve">Read the most recent 50 of 77 posts (2018-2026, first-time analysis). Arc: 2018-2020 steady core-business commentary, a major 2020 pivot into industrials via the CG Power turnaround acquisition (from KKR, a fraud-hit company), 2022-2023 rapid unrelated diversification (electronics/Moshine, biofuels/X2Fuels, CDMO) drawing real community pushback on capital-allocation discipline, a 2024 family-ownership-dispute resolution, and a Sep-2026 post noting the stock's soft 1yr performance despite the CG Power halo.</w:t>
+      </w:r>
+    </w:p>
+    <w:p>
+      <w:pPr>
+        <w:spacing w:after="120"/>
+      </w:pPr>
+      <w:r>
+        <w:rPr>
+          <w:b/>
+          <w:bCs/>
+          <w:sz w:val="20"/>
+          <w:szCs w:val="20"/>
+        </w:rPr>
+        <w:t xml:space="preserve">High-conviction call from a top contributor: </w:t>
+      </w:r>
+      <w:r>
+        <w:rPr>
+          <w:sz w:val="20"/>
+          <w:szCs w:val="20"/>
+        </w:rPr>
+        <w:t xml:space="preserve">GautamBafna (trusted, elevated, Oct-2024) laid out the core sum-of-parts thesis: market cap ~ value of CG Power (58%) + Shanti Gears (70%) stakes alone, implying near-free optionality on the core engineering business, EV mobility, and early-stage medical-devices/CDMO bets — explicitly flagged holdco-discount risk tied to new-business execution. Several non-trusted but substantive posts (investor12321, rajguleria, Parth_Bhatt1, nav_1996, 2023) pushed back hard on the CDMO/APIs foray as 'de-worsification' unrelated to core competency and a capital-allocation discipline concern — a real, unresolved governance question the bulls haven't directly answered. hardik_shah1 (trusted, elevated, Oct-2024) confirmed a family-ownership dispute was cleanly settled with a SEBI-approved promoter reclassification, removing a governance overhang. karanshah137 (trusted, elevated, Aug-2025) noted a decent Q1 FY26 with Rs 1,000 Cr FY26 capex mostly into engineering/metals (not invested, tracking only). Most recent post (Paulbiplab, Sep-2026, not trusted) frames TII plainly as 'the incubator and holding engine for the Murugappa Group's most aggressive growth bets' but flags the rich P/E (~86) against negative 1yr returns.</w:t>
+      </w:r>
+    </w:p>
+    <w:p>
+      <w:pPr>
+        <w:pStyle w:val="Heading1"/>
+        <w:spacing w:after="120" w:before="280"/>
+      </w:pPr>
+      <w:r>
+        <w:t xml:space="preserve">Trusted-User Signals (Ongoing)</w:t>
+      </w:r>
+    </w:p>
+    <w:p>
+      <w:pPr>
+        <w:spacing w:after="120"/>
+      </w:pPr>
       <w:r>
         <w:rPr>
           <w:i/>
@@ -444,6 +2685,30 @@
           <w:sz w:val="18"/>
           <w:szCs w:val="18"/>
         </w:rPr>
+        <w:t xml:space="preserve">Every time a trusted user expresses clear conviction on this stock, most recent first — this section accumulates over time, it isn't a one-time snapshot.</w:t>
+      </w:r>
+    </w:p>
+    <w:p>
+      <w:pPr>
+        <w:spacing w:after="100"/>
+      </w:pPr>
+      <w:r>
+        <w:rPr>
+          <w:b/>
+          <w:bCs/>
+          <w:sz w:val="20"/>
+          <w:szCs w:val="20"/>
+        </w:rPr>
+        <w:t xml:space="preserve">2025-08-04 — undefined</w:t>
+      </w:r>
+      <w:r>
+        <w:rPr>
+          <w:i/>
+          <w:iCs/>
+          <w:color w:val="666666"/>
+          <w:sz w:val="18"/>
+          <w:szCs w:val="18"/>
+        </w:rPr>
         <w:t xml:space="preserve"/>
       </w:r>
       <w:r>
@@ -457,6 +2722,70 @@
     </w:p>
     <w:p>
       <w:pPr>
+        <w:spacing w:after="100"/>
+      </w:pPr>
+      <w:r>
+        <w:rPr>
+          <w:b/>
+          <w:bCs/>
+          <w:sz w:val="20"/>
+          <w:szCs w:val="20"/>
+        </w:rPr>
+        <w:t xml:space="preserve">2024-10-24 — undefined</w:t>
+      </w:r>
+      <w:r>
+        <w:rPr>
+          <w:i/>
+          <w:iCs/>
+          <w:color w:val="666666"/>
+          <w:sz w:val="18"/>
+          <w:szCs w:val="18"/>
+        </w:rPr>
+        <w:t xml:space="preserve"/>
+      </w:r>
+      <w:r>
+        <w:rPr>
+          <w:sz w:val="20"/>
+          <w:szCs w:val="20"/>
+        </w:rPr>
+        <w:br/>
+        <w:t xml:space="preserve">: undefined</w:t>
+      </w:r>
+    </w:p>
+    <w:p>
+      <w:pPr>
+        <w:spacing w:after="100"/>
+      </w:pPr>
+      <w:r>
+        <w:rPr>
+          <w:b/>
+          <w:bCs/>
+          <w:sz w:val="20"/>
+          <w:szCs w:val="20"/>
+        </w:rPr>
+        <w:t xml:space="preserve">2024-10-11 — undefined</w:t>
+      </w:r>
+      <w:r>
+        <w:rPr>
+          <w:i/>
+          <w:iCs/>
+          <w:color w:val="666666"/>
+          <w:sz w:val="18"/>
+          <w:szCs w:val="18"/>
+        </w:rPr>
+        <w:t xml:space="preserve"/>
+      </w:r>
+      <w:r>
+        <w:rPr>
+          <w:sz w:val="20"/>
+          <w:szCs w:val="20"/>
+        </w:rPr>
+        <w:br/>
+        <w:t xml:space="preserve">: undefined</w:t>
+      </w:r>
+    </w:p>
+    <w:p>
+      <w:pPr>
         <w:pStyle w:val="Heading1"/>
         <w:spacing w:after="120" w:before="280"/>
       </w:pPr>
@@ -625,7 +2954,7 @@
           <w:b/>
           <w:bCs/>
         </w:rPr>
-        <w:t xml:space="preserve">Large-cap (~Rs 52,226 Cr)</w:t>
+        <w:t xml:space="preserve">Large-cap (~Rs 51,067 Cr)</w:t>
       </w:r>
     </w:p>
     <w:p>
@@ -648,7 +2977,7 @@
           <w:sz w:val="24"/>
           <w:szCs w:val="24"/>
         </w:rPr>
-        <w:t xml:space="preserve">100x-in-10-years</w:t>
+        <w:t xml:space="preserve">neither</w:t>
       </w:r>
     </w:p>
     <w:p>
@@ -661,7 +2990,7 @@
           <w:sz w:val="20"/>
           <w:szCs w:val="20"/>
         </w:rPr>
-        <w:t xml:space="preserve">4-box gate — tailwind: yes · TAM: weak · moat: yes · valuation: weak  (score 3 / 4)</w:t>
+        <w:t xml:space="preserve">4-box gate — tailwind: yes · TAM: no · moat: yes · valuation: yes  (score 3 / 4)</w:t>
       </w:r>
     </w:p>
     <w:p>
@@ -676,7 +3005,7 @@
           <w:sz w:val="20"/>
           <w:szCs w:val="20"/>
         </w:rPr>
-        <w:t xml:space="preserve">Tailwind yes: real, capital-backed EV mobility build-out (Rs3,000cr raised for TI Clean Mobility) plus a demonstrated group turnaround engine (CG Power), not just stated ambition. TAM weak: core engineering TAM is solid but mature; EV/CDMO/medical-device adjacencies add TAM optionality but are early-stage and drew real community skepticism as unfocused diversification. Moat yes: proven M&amp;A/operational-turnaround execution capability (CG Power) plus a genuine precision-engineering competitive position, not a marketing claim. Valuation weak: P/E ~86x is rich on headline basis; a plausible-but-stale (2024) sum-of-parts argument suggests possible underappreciated optionality, but market cap has since fallen ~36% and needs re-verification, not an automatic carry-forward.</w:t>
+        <w:t xml:space="preserve">Tailwind yes: CG Power's T&amp;D/electrification/semiconductor demand + a capital-backed EV mobility build. Moat yes: proven CG Power turnaround execution + a ~38% ROCE debt-free precision-engineering core. Valuation yes: sum-of-parts - TII's 58% CG Power stake (~Rs 66,500 Cr) alone exceeds TII's ~Rs 51,000 Cr market cap (steep, widened holdco discount), so the thesis is not priced in. TAM no: genuine large-cap - a 100x (or even 10x) from ~Rs 51,000 Cr, whose value is dominated by a Rs 1.15 lakh Cr listed subsidiary, is not a credible return-magnitude claim. Score 3.0 but analyst_override=true: the mechanical boxes clear the bar, yet the realistic return is holdco-discount narrowing + CG Power compounding (~1.5-2x), not 10x/100x - thesis_fit set to 'neither' on the genuine-large-cap size-math exception (the Nesco logic).</w:t>
       </w:r>
     </w:p>
     <w:p>
@@ -699,59 +3028,85 @@
           <w:sz w:val="24"/>
           <w:szCs w:val="24"/>
         </w:rPr>
-        <w:t xml:space="preserve">A genuine incubator/turnaround-engine large-cap with a real, funded EV bet — clears its own size-based default, but rich valuation and unresolved capital-discipline criticism cap conviction</w:t>
-      </w:r>
-    </w:p>
-    <w:p>
-      <w:pPr>
-        <w:pStyle w:val="ListParagraph"/>
-        <w:numPr>
-          <w:ilvl w:val="0"/>
-          <w:numId w:val="1"/>
-        </w:numPr>
-        <w:spacing w:after="60"/>
-      </w:pPr>
-      <w:r>
-        <w:t xml:space="preserve">No live-theme keyword match on title/slug/excerpt (auto-ancillary and EV-ecosystem themes are priority-2 and the business clearly touches both, but the substring-match check at discovery time found no literal hit) — this is a bottom-up large-cap call built on the deep forum read, not a theme-ranked discovery hit</w:t>
-      </w:r>
-    </w:p>
-    <w:p>
-      <w:pPr>
-        <w:pStyle w:val="ListParagraph"/>
-        <w:numPr>
-          <w:ilvl w:val="0"/>
-          <w:numId w:val="1"/>
-        </w:numPr>
-        <w:spacing w:after="60"/>
-      </w:pPr>
-      <w:r>
-        <w:t xml:space="preserve">Large-cap inflection exception explicitly invoked: TII has a demonstrated, not merely stated, capital-allocation regime — the realized CG Power turnaround plus an actively-funded EV mobility build-out (Rs3,000cr raised) constitute a genuine structural inflection, not just 'good management'</w:t>
-      </w:r>
-    </w:p>
-    <w:p>
-      <w:pPr>
-        <w:pStyle w:val="ListParagraph"/>
-        <w:numPr>
-          <w:ilvl w:val="0"/>
-          <w:numId w:val="1"/>
-        </w:numPr>
-        <w:spacing w:after="60"/>
-      </w:pPr>
-      <w:r>
-        <w:t xml:space="preserve">Four-box score 3.0 (tailwind yes, moat yes, tam/valuation weak) independently clears the bar even before the large-cap exception is applied</w:t>
-      </w:r>
-    </w:p>
-    <w:p>
-      <w:pPr>
-        <w:pStyle w:val="ListParagraph"/>
-        <w:numPr>
-          <w:ilvl w:val="0"/>
-          <w:numId w:val="1"/>
-        </w:numPr>
-        <w:spacing w:after="60"/>
-      </w:pPr>
-      <w:r>
-        <w:t xml:space="preserve">Conviction capped at Medium: real EV losses (Rs412cr), substantive and unresolved community criticism of the unrelated CDMO/medical-devices diversification as capital-allocation indiscipline, a rich headline P/E (~86x), and a stock that has actually de-rated (~36% market-cap decline since the 2024 sum-of-parts bull case) with negative trailing-12-month returns</w:t>
+        <w:t xml:space="preserve">A genuine Murugappa incubator/turnaround engine trading below the value of its 58% CG Power stake alone - the sum-of-parts and the core moat are real, but consolidated 3-yr profit growth is negative, EV losses persist, and at ~Rs 51,000 Cr the size math makes 100x/10x a legitimate 'neither'; conviction Medium</w:t>
+      </w:r>
+    </w:p>
+    <w:p>
+      <w:pPr>
+        <w:pStyle w:val="ListParagraph"/>
+        <w:numPr>
+          <w:ilvl w:val="0"/>
+          <w:numId w:val="1"/>
+        </w:numPr>
+        <w:spacing w:after="60"/>
+      </w:pPr>
+      <w:r>
+        <w:t xml:space="preserve">Pass-1 deep read re-derives thesis_fit to 'neither' on the genuine-large-cap size-math exception. TII's value is dominated by its 58% CG Power stake (~Rs 66,500 Cr on a ~Rs 1,14,700 Cr CG Power market cap), which alone exceeds TII's entire ~Rs 51,000 Cr market cap. A 100x-in-10-years (or even 10x-in-2-3-years) from this base - a company whose main asset is a Rs 1.15 lakh Cr listed subsidiary - is not a credible return-magnitude claim. The realistic upside is holdco-discount narrowing + CG Power's own compounding, roughly 1.5-2x, not a magnitude label.</w:t>
+      </w:r>
+    </w:p>
+    <w:p>
+      <w:pPr>
+        <w:pStyle w:val="ListParagraph"/>
+        <w:numPr>
+          <w:ilvl w:val="0"/>
+          <w:numId w:val="1"/>
+        </w:numPr>
+        <w:spacing w:after="60"/>
+      </w:pPr>
+      <w:r>
+        <w:t xml:space="preserve">four_box scores 3.0 (tailwind yes; moat yes - proven CG Power turnaround execution + a ~38% ROCE debt-free core; valuation yes - the sum-of-parts / holdco discount means the thesis is not priced in; tam NO per the genuine-large-cap interaction rule). Because the mechanical boxes clear 3.0 but the size call overrides them, analyst_override=true is set with the reason in four_box.note - so audit_state.py treats the 'neither' as intentional.</w:t>
+      </w:r>
+    </w:p>
+    <w:p>
+      <w:pPr>
+        <w:pStyle w:val="ListParagraph"/>
+        <w:numPr>
+          <w:ilvl w:val="0"/>
+          <w:numId w:val="1"/>
+        </w:numPr>
+        <w:spacing w:after="60"/>
+      </w:pPr>
+      <w:r>
+        <w:t xml:space="preserve">The 2024 sum-of-parts bull case (GautamBafna, trusted, elevated) has strengthened, not gone stale: TII de-rated from ~Rs 81,000 Cr while its CG Power stake value rose above its whole market cap. That keeps it a quality-radar name.</w:t>
+      </w:r>
+    </w:p>
+    <w:p>
+      <w:pPr>
+        <w:pStyle w:val="ListParagraph"/>
+        <w:numPr>
+          <w:ilvl w:val="0"/>
+          <w:numId w:val="1"/>
+        </w:numPr>
+        <w:spacing w:after="60"/>
+      </w:pPr>
+      <w:r>
+        <w:t xml:space="preserve">Conviction held at Medium: consolidated ROE only ~10% and 3-yr consolidated profit growth NEGATIVE (-11%); TI Clean Mobility loses ~Rs 400 Cr/yr with breakeven repeatedly delayed and another Rs 500-750 Cr approved; the diversification keeps widening (semiconductor platform added) against unresolved community criticism; the headline ~81x consolidated P/E consolidates CG Power at 100% while TII holders get no direct CG Power cash flow. Standalone FY26 PAT -36% was a non-cash CCPS fair-value item, not an operational or governance issue.</w:t>
+      </w:r>
+    </w:p>
+    <w:p>
+      <w:pPr>
+        <w:pStyle w:val="ListParagraph"/>
+        <w:numPr>
+          <w:ilvl w:val="0"/>
+          <w:numId w:val="1"/>
+        </w:numPr>
+        <w:spacing w:after="60"/>
+      </w:pPr>
+      <w:r>
+        <w:t xml:space="preserve">Red-flag check: none. Net debt-free, no pledge surfaced, no SEBI action; Murugappa family dispute settled 2024 (SEBI-approved reclassification). No trusted-conviction floor (karanshah137 and GautamBafna are 'tracking', not conviction calls).</w:t>
+      </w:r>
+    </w:p>
+    <w:p>
+      <w:pPr>
+        <w:pStyle w:val="ListParagraph"/>
+        <w:numPr>
+          <w:ilvl w:val="0"/>
+          <w:numId w:val="1"/>
+        </w:numPr>
+        <w:spacing w:after="60"/>
+      </w:pPr>
+      <w:r>
+        <w:t xml:space="preserve">Re-check: TI Clean Mobility breakeven progress, whether consolidated owner-PAT growth turns positive, and any holdco-discount-narrowing trigger.</w:t>
       </w:r>
     </w:p>
     <w:p>
